--- a/docs/1150419第八屆學界講員班操持細流.docx
+++ b/docs/1150419第八屆學界講員班操持細流.docx
@@ -1,6 +1,6 @@
 
 <file path=word/document.xml><?xml version="1.0" encoding="utf-8"?>
-<w:document xmlns:wpc="http://schemas.microsoft.com/office/word/2010/wordprocessingCanvas" xmlns:cx="http://schemas.microsoft.com/office/drawing/2014/chartex" xmlns:cx1="http://schemas.microsoft.com/office/drawing/2015/9/8/chartex" xmlns:cx2="http://schemas.microsoft.com/office/drawing/2015/10/21/chartex" xmlns:cx3="http://schemas.microsoft.com/office/drawing/2016/5/9/chartex" xmlns:cx4="http://schemas.microsoft.com/office/drawing/2016/5/10/chartex" xmlns:cx5="http://schemas.microsoft.com/office/drawing/2016/5/11/chartex" xmlns:cx6="http://schemas.microsoft.com/office/drawing/2016/5/12/chartex" xmlns:cx7="http://schemas.microsoft.com/office/drawing/2016/5/13/chartex" xmlns:cx8="http://schemas.microsoft.com/office/drawing/2016/5/14/chartex" xmlns:mc="http://schemas.openxmlformats.org/markup-compatibility/2006" xmlns:aink="http://schemas.microsoft.com/office/drawing/2016/ink" xmlns:am3d="http://schemas.microsoft.com/office/drawing/2017/model3d" xmlns:o="urn:schemas-microsoft-com:office:office" xmlns:oel="http://schemas.microsoft.com/office/2019/extlst" xmlns:r="http://schemas.openxmlformats.org/officeDocument/2006/relationships" xmlns:m="http://schemas.openxmlformats.org/officeDocument/2006/math" xmlns:v="urn:schemas-microsoft-com:vml" xmlns:wp14="http://schemas.microsoft.com/office/word/2010/wordprocessingDrawing" xmlns:wp="http://schemas.openxmlformats.org/drawingml/2006/wordprocessingDrawing" xmlns:w10="urn:schemas-microsoft-com:office:word" xmlns:w="http://schemas.openxmlformats.org/wordprocessingml/2006/main" xmlns:w14="http://schemas.microsoft.com/office/word/2010/wordml" xmlns:w15="http://schemas.microsoft.com/office/word/2012/wordml" xmlns:w16cex="http://schemas.microsoft.com/office/word/2018/wordml/cex" xmlns:w16cid="http://schemas.microsoft.com/office/word/2016/wordml/cid" xmlns:w16="http://schemas.microsoft.com/office/word/2018/wordml" xmlns:w16du="http://schemas.microsoft.com/office/word/2023/wordml/word16du" xmlns:w16sdtdh="http://schemas.microsoft.com/office/word/2020/wordml/sdtdatahash" xmlns:w16sdtfl="http://schemas.microsoft.com/office/word/2024/wordml/sdtformatlock" xmlns:w16se="http://schemas.microsoft.com/office/word/2015/wordml/symex" xmlns:wpg="http://schemas.microsoft.com/office/word/2010/wordprocessingGroup" xmlns:wpi="http://schemas.microsoft.com/office/word/2010/wordprocessingInk" xmlns:wne="http://schemas.microsoft.com/office/word/2006/wordml" xmlns:wps="http://schemas.microsoft.com/office/word/2010/wordprocessingShape" mc:Ignorable="w14 w15 w16se w16cid w16 w16cex w16sdtdh w16sdtfl w16du wp14">
+<w:document xmlns:wpc="http://schemas.microsoft.com/office/word/2010/wordprocessingCanvas" xmlns:mc="http://schemas.openxmlformats.org/markup-compatibility/2006" xmlns:o="urn:schemas-microsoft-com:office:office" xmlns:r="http://schemas.openxmlformats.org/officeDocument/2006/relationships" xmlns:m="http://schemas.openxmlformats.org/officeDocument/2006/math" xmlns:v="urn:schemas-microsoft-com:vml" xmlns:wp14="http://schemas.microsoft.com/office/word/2010/wordprocessingDrawing" xmlns:wp="http://schemas.openxmlformats.org/drawingml/2006/wordprocessingDrawing" xmlns:w10="urn:schemas-microsoft-com:office:word" xmlns:w="http://schemas.openxmlformats.org/wordprocessingml/2006/main" xmlns:w14="http://schemas.microsoft.com/office/word/2010/wordml" xmlns:wpg="http://schemas.microsoft.com/office/word/2010/wordprocessingGroup" xmlns:wpi="http://schemas.microsoft.com/office/word/2010/wordprocessingInk" xmlns:wne="http://schemas.microsoft.com/office/word/2006/wordml" xmlns:wps="http://schemas.microsoft.com/office/word/2010/wordprocessingShape" mc:Ignorable="w14 wp14">
   <w:body>
     <w:p>
       <w:pPr>
@@ -1926,6 +1926,21 @@
               </w:rPr>
               <w:t xml:space="preserve"> </w:t>
             </w:r>
+            <w:r>
+              <w:rPr>
+                <w:rFonts w:ascii="微軟正黑體" w:eastAsia="微軟正黑體" w:hAnsi="微軟正黑體" w:cstheme="minorHAnsi"/>
+                <w:bdr w:val="single" w:sz="4" w:space="0" w:color="auto"/>
+              </w:rPr>
+              <w:t xml:space="preserve"> </w:t>
+            </w:r>
+            <w:r>
+              <w:rPr>
+                <w:rFonts w:ascii="微軟正黑體" w:eastAsia="微軟正黑體" w:hAnsi="微軟正黑體" w:cstheme="minorHAnsi"/>
+                <w:color w:val="FF0000"/>
+                <w:bdr w:val="single" w:sz="4" w:space="0" w:color="auto"/>
+              </w:rPr>
+              <w:t>請示?</w:t>
+            </w:r>
           </w:p>
           <w:p>
             <w:pPr>
@@ -1991,7 +2006,6 @@
               <w:rPr>
                 <w:rFonts w:ascii="微軟正黑體" w:eastAsia="微軟正黑體" w:hAnsi="微軟正黑體" w:cstheme="minorHAnsi"/>
               </w:rPr>
-              <w:lastRenderedPageBreak/>
               <w:t>＊</w:t>
             </w:r>
             <w:proofErr w:type="gramEnd"/>
@@ -2060,6 +2074,13 @@
                 <w:rFonts w:ascii="微軟正黑體" w:eastAsia="微軟正黑體" w:hAnsi="微軟正黑體" w:cstheme="minorHAnsi"/>
               </w:rPr>
               <w:t>請示開班。</w:t>
+            </w:r>
+            <w:r>
+              <w:rPr>
+                <w:rFonts w:ascii="微軟正黑體" w:eastAsia="微軟正黑體" w:hAnsi="微軟正黑體" w:cstheme="minorHAnsi"/>
+                <w:color w:val="FF0000"/>
+              </w:rPr>
+              <w:t>毛巾?</w:t>
             </w:r>
           </w:p>
         </w:tc>
@@ -2329,16 +2350,18 @@
             <w:r>
               <w:rPr>
                 <w:rFonts w:ascii="微軟正黑體" w:eastAsia="微軟正黑體" w:hAnsi="微軟正黑體" w:cstheme="minorHAnsi"/>
-              </w:rPr>
-              <w:t>前人就定位</w:t>
-            </w:r>
-            <w:proofErr w:type="gramStart"/>
-            <w:r>
-              <w:rPr>
-                <w:rFonts w:ascii="微軟正黑體" w:eastAsia="微軟正黑體" w:hAnsi="微軟正黑體" w:cstheme="minorHAnsi"/>
-              </w:rPr>
-              <w:t>時</w:t>
-            </w:r>
+                <w:color w:val="FF0000"/>
+              </w:rPr>
+              <w:t>前人就定位時</w:t>
+            </w:r>
+            <w:r>
+              <w:rPr>
+                <w:rFonts w:ascii="微軟正黑體" w:eastAsia="微軟正黑體" w:hAnsi="微軟正黑體" w:cstheme="minorHAnsi"/>
+                <w:color w:val="FF0000"/>
+              </w:rPr>
+              <w:t>?</w:t>
+            </w:r>
+            <w:proofErr w:type="gramStart"/>
             <w:r>
               <w:rPr>
                 <w:rFonts w:ascii="微軟正黑體" w:eastAsia="微軟正黑體" w:hAnsi="微軟正黑體" w:cstheme="minorHAnsi"/>
@@ -3695,6 +3718,13 @@
               </w:rPr>
               <w:t>。</w:t>
             </w:r>
+            <w:r>
+              <w:rPr>
+                <w:rFonts w:ascii="微軟正黑體" w:eastAsia="微軟正黑體" w:hAnsi="微軟正黑體" w:cstheme="minorHAnsi" w:hint="eastAsia"/>
+                <w:color w:val="FF0000"/>
+              </w:rPr>
+              <w:t>提早布達?</w:t>
+            </w:r>
           </w:p>
         </w:tc>
       </w:tr>
@@ -3855,7 +3885,6 @@
                 <w:szCs w:val="28"/>
                 <w:u w:color="000000"/>
               </w:rPr>
-              <w:lastRenderedPageBreak/>
               <w:t>（和一班課題） </w:t>
             </w:r>
           </w:p>
@@ -3876,7 +3905,6 @@
                 <w:rFonts w:ascii="微軟正黑體" w:eastAsia="微軟正黑體" w:hAnsi="微軟正黑體" w:cstheme="minorHAnsi" w:hint="eastAsia"/>
                 <w:bdr w:val="single" w:sz="4" w:space="0" w:color="auto"/>
               </w:rPr>
-              <w:lastRenderedPageBreak/>
               <w:t>學員專題練講</w:t>
             </w:r>
           </w:p>
@@ -3989,6 +4017,7 @@
                 <w:u w:color="000000"/>
                 <w:lang w:val="zh-TW"/>
               </w:rPr>
+              <w:lastRenderedPageBreak/>
               <w:t>1</w:t>
             </w:r>
             <w:r>
@@ -5140,7 +5169,15 @@
                 <w:rFonts w:ascii="微軟正黑體" w:eastAsia="微軟正黑體" w:hAnsi="微軟正黑體" w:cstheme="minorHAnsi"/>
                 <w:u w:val="single"/>
               </w:rPr>
-              <w:t xml:space="preserve">後用餐。 </w:t>
+              <w:t>後用餐。</w:t>
+            </w:r>
+            <w:r>
+              <w:rPr>
+                <w:rFonts w:ascii="微軟正黑體" w:eastAsia="微軟正黑體" w:hAnsi="微軟正黑體" w:cstheme="minorHAnsi"/>
+                <w:color w:val="FF0000"/>
+                <w:u w:val="single"/>
+              </w:rPr>
+              <w:t>請示?</w:t>
             </w:r>
           </w:p>
           <w:p>
@@ -5292,7 +5329,6 @@
                 <w:szCs w:val="28"/>
                 <w:u w:color="000000"/>
               </w:rPr>
-              <w:lastRenderedPageBreak/>
               <w:t>（和一班課題） </w:t>
             </w:r>
           </w:p>
@@ -5314,7 +5350,6 @@
                 <w:rFonts w:ascii="微軟正黑體" w:eastAsia="微軟正黑體" w:hAnsi="微軟正黑體" w:cstheme="minorHAnsi"/>
                 <w:bdr w:val="single" w:sz="4" w:space="0" w:color="auto"/>
               </w:rPr>
-              <w:lastRenderedPageBreak/>
               <w:t>學員</w:t>
             </w:r>
             <w:r>
@@ -5521,6 +5556,7 @@
                 <w:szCs w:val="28"/>
                 <w:u w:color="000000"/>
               </w:rPr>
+              <w:lastRenderedPageBreak/>
               <w:t>14:50-16:00</w:t>
             </w:r>
           </w:p>
@@ -6743,13 +6779,6 @@
               <w:t>班圓成</w:t>
             </w:r>
             <w:proofErr w:type="gramEnd"/>
-            <w:r>
-              <w:rPr>
-                <w:rFonts w:ascii="微軟正黑體" w:eastAsia="微軟正黑體" w:hAnsi="微軟正黑體" w:cstheme="minorHAnsi"/>
-                <w:bdr w:val="single" w:sz="4" w:space="0" w:color="auto"/>
-              </w:rPr>
-              <w:t xml:space="preserve"> </w:t>
-            </w:r>
           </w:p>
           <w:p>
             <w:pPr>
@@ -7263,8 +7292,15 @@
             <w:r>
               <w:rPr>
                 <w:rFonts w:ascii="微軟正黑體" w:eastAsia="微軟正黑體" w:hAnsi="微軟正黑體" w:cstheme="minorHAnsi"/>
-              </w:rPr>
-              <w:t>請示是否</w:t>
+                <w:highlight w:val="yellow"/>
+              </w:rPr>
+              <w:t>請示</w:t>
+            </w:r>
+            <w:r>
+              <w:rPr>
+                <w:rFonts w:ascii="微軟正黑體" w:eastAsia="微軟正黑體" w:hAnsi="微軟正黑體" w:cstheme="minorHAnsi"/>
+              </w:rPr>
+              <w:t>是否</w:t>
             </w:r>
             <w:proofErr w:type="gramStart"/>
             <w:r>
@@ -7300,118 +7336,118 @@
                 <w:rFonts w:ascii="微軟正黑體" w:eastAsia="微軟正黑體" w:hAnsi="微軟正黑體" w:cstheme="minorHAnsi"/>
                 <w:bdr w:val="single" w:sz="4" w:space="0" w:color="auto"/>
               </w:rPr>
+              <w:t xml:space="preserve"> 辭駕 </w:t>
+            </w:r>
+          </w:p>
+          <w:p>
+            <w:pPr>
+              <w:pStyle w:val="a4"/>
+              <w:snapToGrid w:val="0"/>
+              <w:ind w:leftChars="0" w:left="360"/>
+              <w:rPr>
+                <w:rFonts w:ascii="微軟正黑體" w:eastAsia="微軟正黑體" w:hAnsi="微軟正黑體" w:cstheme="minorHAnsi"/>
+              </w:rPr>
+            </w:pPr>
+            <w:proofErr w:type="gramStart"/>
+            <w:r>
+              <w:rPr>
+                <w:rFonts w:ascii="微軟正黑體" w:eastAsia="微軟正黑體" w:hAnsi="微軟正黑體" w:cstheme="minorHAnsi"/>
+              </w:rPr>
+              <w:t>＊</w:t>
+            </w:r>
+            <w:r>
+              <w:rPr>
+                <w:rFonts w:ascii="微軟正黑體" w:eastAsia="微軟正黑體" w:hAnsi="微軟正黑體" w:cstheme="minorHAnsi"/>
+                <w:u w:val="single"/>
+              </w:rPr>
+              <w:t>純陽聖</w:t>
+            </w:r>
+            <w:proofErr w:type="gramEnd"/>
+            <w:r>
+              <w:rPr>
+                <w:rFonts w:ascii="微軟正黑體" w:eastAsia="微軟正黑體" w:hAnsi="微軟正黑體" w:cstheme="minorHAnsi"/>
+                <w:u w:val="single"/>
+              </w:rPr>
+              <w:t>道院操持</w:t>
+            </w:r>
+            <w:proofErr w:type="gramStart"/>
+            <w:r>
+              <w:rPr>
+                <w:rFonts w:ascii="微軟正黑體" w:eastAsia="微軟正黑體" w:hAnsi="微軟正黑體" w:cstheme="minorHAnsi"/>
+              </w:rPr>
+              <w:t>引導拜墊擺放並請執禮</w:t>
+            </w:r>
+            <w:proofErr w:type="gramEnd"/>
+            <w:r>
+              <w:rPr>
+                <w:rFonts w:ascii="微軟正黑體" w:eastAsia="微軟正黑體" w:hAnsi="微軟正黑體" w:cstheme="minorHAnsi"/>
+              </w:rPr>
+              <w:t>人員準備。</w:t>
+            </w:r>
+            <w:proofErr w:type="gramStart"/>
+            <w:r>
+              <w:rPr>
+                <w:rFonts w:ascii="微軟正黑體" w:eastAsia="微軟正黑體" w:hAnsi="微軟正黑體" w:cstheme="minorHAnsi"/>
+              </w:rPr>
+              <w:t>臺</w:t>
+            </w:r>
+            <w:proofErr w:type="gramEnd"/>
+            <w:r>
+              <w:rPr>
+                <w:rFonts w:ascii="微軟正黑體" w:eastAsia="微軟正黑體" w:hAnsi="微軟正黑體" w:cstheme="minorHAnsi"/>
+              </w:rPr>
+              <w:t>北/</w:t>
+            </w:r>
+            <w:proofErr w:type="gramStart"/>
+            <w:r>
+              <w:rPr>
+                <w:rFonts w:ascii="微軟正黑體" w:eastAsia="微軟正黑體" w:hAnsi="微軟正黑體" w:cstheme="minorHAnsi"/>
+              </w:rPr>
+              <w:t>臺</w:t>
+            </w:r>
+            <w:proofErr w:type="gramEnd"/>
+            <w:r>
+              <w:rPr>
+                <w:rFonts w:ascii="微軟正黑體" w:eastAsia="微軟正黑體" w:hAnsi="微軟正黑體" w:cstheme="minorHAnsi"/>
+              </w:rPr>
+              <w:t>中</w:t>
+            </w:r>
+            <w:proofErr w:type="gramStart"/>
+            <w:r>
+              <w:rPr>
+                <w:rFonts w:ascii="微軟正黑體" w:eastAsia="微軟正黑體" w:hAnsi="微軟正黑體" w:cstheme="minorHAnsi"/>
+              </w:rPr>
+              <w:t>同步辭</w:t>
+            </w:r>
+            <w:r>
+              <w:rPr>
+                <w:rFonts w:ascii="微軟正黑體" w:eastAsia="微軟正黑體" w:hAnsi="微軟正黑體" w:cstheme="minorHAnsi"/>
+              </w:rPr>
+              <w:t>駕</w:t>
+            </w:r>
+            <w:proofErr w:type="gramEnd"/>
+            <w:r>
+              <w:rPr>
+                <w:rFonts w:ascii="微軟正黑體" w:eastAsia="微軟正黑體" w:hAnsi="微軟正黑體" w:cstheme="minorHAnsi"/>
+              </w:rPr>
+              <w:t>。</w:t>
+            </w:r>
+          </w:p>
+          <w:p>
+            <w:pPr>
+              <w:pStyle w:val="a4"/>
+              <w:snapToGrid w:val="0"/>
+              <w:ind w:leftChars="150" w:left="554" w:hanging="194"/>
+              <w:rPr>
+                <w:rFonts w:ascii="微軟正黑體" w:eastAsia="微軟正黑體" w:hAnsi="微軟正黑體" w:cstheme="minorHAnsi"/>
+              </w:rPr>
+            </w:pPr>
+            <w:proofErr w:type="gramStart"/>
+            <w:r>
+              <w:rPr>
+                <w:rFonts w:ascii="微軟正黑體" w:eastAsia="微軟正黑體" w:hAnsi="微軟正黑體" w:cstheme="minorHAnsi"/>
+              </w:rPr>
               <w:lastRenderedPageBreak/>
-              <w:t xml:space="preserve"> 辭駕 </w:t>
-            </w:r>
-          </w:p>
-          <w:p>
-            <w:pPr>
-              <w:pStyle w:val="a4"/>
-              <w:snapToGrid w:val="0"/>
-              <w:ind w:leftChars="0" w:left="360"/>
-              <w:rPr>
-                <w:rFonts w:ascii="微軟正黑體" w:eastAsia="微軟正黑體" w:hAnsi="微軟正黑體" w:cstheme="minorHAnsi"/>
-              </w:rPr>
-            </w:pPr>
-            <w:proofErr w:type="gramStart"/>
-            <w:r>
-              <w:rPr>
-                <w:rFonts w:ascii="微軟正黑體" w:eastAsia="微軟正黑體" w:hAnsi="微軟正黑體" w:cstheme="minorHAnsi"/>
-              </w:rPr>
-              <w:t>＊</w:t>
-            </w:r>
-            <w:r>
-              <w:rPr>
-                <w:rFonts w:ascii="微軟正黑體" w:eastAsia="微軟正黑體" w:hAnsi="微軟正黑體" w:cstheme="minorHAnsi"/>
-                <w:u w:val="single"/>
-              </w:rPr>
-              <w:t>純陽聖</w:t>
-            </w:r>
-            <w:proofErr w:type="gramEnd"/>
-            <w:r>
-              <w:rPr>
-                <w:rFonts w:ascii="微軟正黑體" w:eastAsia="微軟正黑體" w:hAnsi="微軟正黑體" w:cstheme="minorHAnsi"/>
-                <w:u w:val="single"/>
-              </w:rPr>
-              <w:t>道院操持</w:t>
-            </w:r>
-            <w:proofErr w:type="gramStart"/>
-            <w:r>
-              <w:rPr>
-                <w:rFonts w:ascii="微軟正黑體" w:eastAsia="微軟正黑體" w:hAnsi="微軟正黑體" w:cstheme="minorHAnsi"/>
-              </w:rPr>
-              <w:t>引導拜墊擺放並請執禮</w:t>
-            </w:r>
-            <w:proofErr w:type="gramEnd"/>
-            <w:r>
-              <w:rPr>
-                <w:rFonts w:ascii="微軟正黑體" w:eastAsia="微軟正黑體" w:hAnsi="微軟正黑體" w:cstheme="minorHAnsi"/>
-              </w:rPr>
-              <w:t>人員準備。</w:t>
-            </w:r>
-            <w:proofErr w:type="gramStart"/>
-            <w:r>
-              <w:rPr>
-                <w:rFonts w:ascii="微軟正黑體" w:eastAsia="微軟正黑體" w:hAnsi="微軟正黑體" w:cstheme="minorHAnsi"/>
-              </w:rPr>
-              <w:t>臺</w:t>
-            </w:r>
-            <w:proofErr w:type="gramEnd"/>
-            <w:r>
-              <w:rPr>
-                <w:rFonts w:ascii="微軟正黑體" w:eastAsia="微軟正黑體" w:hAnsi="微軟正黑體" w:cstheme="minorHAnsi"/>
-              </w:rPr>
-              <w:t>北/</w:t>
-            </w:r>
-            <w:proofErr w:type="gramStart"/>
-            <w:r>
-              <w:rPr>
-                <w:rFonts w:ascii="微軟正黑體" w:eastAsia="微軟正黑體" w:hAnsi="微軟正黑體" w:cstheme="minorHAnsi"/>
-              </w:rPr>
-              <w:t>臺</w:t>
-            </w:r>
-            <w:proofErr w:type="gramEnd"/>
-            <w:r>
-              <w:rPr>
-                <w:rFonts w:ascii="微軟正黑體" w:eastAsia="微軟正黑體" w:hAnsi="微軟正黑體" w:cstheme="minorHAnsi"/>
-              </w:rPr>
-              <w:t>中</w:t>
-            </w:r>
-            <w:proofErr w:type="gramStart"/>
-            <w:r>
-              <w:rPr>
-                <w:rFonts w:ascii="微軟正黑體" w:eastAsia="微軟正黑體" w:hAnsi="微軟正黑體" w:cstheme="minorHAnsi"/>
-              </w:rPr>
-              <w:t>同步辭</w:t>
-            </w:r>
-            <w:r>
-              <w:rPr>
-                <w:rFonts w:ascii="微軟正黑體" w:eastAsia="微軟正黑體" w:hAnsi="微軟正黑體" w:cstheme="minorHAnsi"/>
-              </w:rPr>
-              <w:t>駕</w:t>
-            </w:r>
-            <w:proofErr w:type="gramEnd"/>
-            <w:r>
-              <w:rPr>
-                <w:rFonts w:ascii="微軟正黑體" w:eastAsia="微軟正黑體" w:hAnsi="微軟正黑體" w:cstheme="minorHAnsi"/>
-              </w:rPr>
-              <w:t>。</w:t>
-            </w:r>
-          </w:p>
-          <w:p>
-            <w:pPr>
-              <w:pStyle w:val="a4"/>
-              <w:snapToGrid w:val="0"/>
-              <w:ind w:leftChars="150" w:left="554" w:hanging="194"/>
-              <w:rPr>
-                <w:rFonts w:ascii="微軟正黑體" w:eastAsia="微軟正黑體" w:hAnsi="微軟正黑體" w:cstheme="minorHAnsi"/>
-              </w:rPr>
-            </w:pPr>
-            <w:proofErr w:type="gramStart"/>
-            <w:r>
-              <w:rPr>
-                <w:rFonts w:ascii="微軟正黑體" w:eastAsia="微軟正黑體" w:hAnsi="微軟正黑體" w:cstheme="minorHAnsi"/>
-              </w:rPr>
               <w:t>＊坤道</w:t>
             </w:r>
             <w:r>
@@ -8229,6 +8265,8 @@
               </w:rPr>
               <w:t>。</w:t>
             </w:r>
+            <w:bookmarkStart w:id="0" w:name="_GoBack"/>
+            <w:bookmarkEnd w:id="0"/>
           </w:p>
         </w:tc>
       </w:tr>
@@ -8321,7 +8359,7 @@
 </file>
 
 <file path=word/endnotes.xml><?xml version="1.0" encoding="utf-8"?>
-<w:endnotes xmlns:wpc="http://schemas.microsoft.com/office/word/2010/wordprocessingCanvas" xmlns:cx="http://schemas.microsoft.com/office/drawing/2014/chartex" xmlns:cx1="http://schemas.microsoft.com/office/drawing/2015/9/8/chartex" xmlns:cx2="http://schemas.microsoft.com/office/drawing/2015/10/21/chartex" xmlns:cx3="http://schemas.microsoft.com/office/drawing/2016/5/9/chartex" xmlns:cx4="http://schemas.microsoft.com/office/drawing/2016/5/10/chartex" xmlns:cx5="http://schemas.microsoft.com/office/drawing/2016/5/11/chartex" xmlns:cx6="http://schemas.microsoft.com/office/drawing/2016/5/12/chartex" xmlns:cx7="http://schemas.microsoft.com/office/drawing/2016/5/13/chartex" xmlns:cx8="http://schemas.microsoft.com/office/drawing/2016/5/14/chartex" xmlns:mc="http://schemas.openxmlformats.org/markup-compatibility/2006" xmlns:aink="http://schemas.microsoft.com/office/drawing/2016/ink" xmlns:am3d="http://schemas.microsoft.com/office/drawing/2017/model3d" xmlns:o="urn:schemas-microsoft-com:office:office" xmlns:oel="http://schemas.microsoft.com/office/2019/extlst" xmlns:r="http://schemas.openxmlformats.org/officeDocument/2006/relationships" xmlns:m="http://schemas.openxmlformats.org/officeDocument/2006/math" xmlns:v="urn:schemas-microsoft-com:vml" xmlns:wp14="http://schemas.microsoft.com/office/word/2010/wordprocessingDrawing" xmlns:wp="http://schemas.openxmlformats.org/drawingml/2006/wordprocessingDrawing" xmlns:w10="urn:schemas-microsoft-com:office:word" xmlns:w="http://schemas.openxmlformats.org/wordprocessingml/2006/main" xmlns:w14="http://schemas.microsoft.com/office/word/2010/wordml" xmlns:w15="http://schemas.microsoft.com/office/word/2012/wordml" xmlns:w16cex="http://schemas.microsoft.com/office/word/2018/wordml/cex" xmlns:w16cid="http://schemas.microsoft.com/office/word/2016/wordml/cid" xmlns:w16="http://schemas.microsoft.com/office/word/2018/wordml" xmlns:w16du="http://schemas.microsoft.com/office/word/2023/wordml/word16du" xmlns:w16sdtdh="http://schemas.microsoft.com/office/word/2020/wordml/sdtdatahash" xmlns:w16sdtfl="http://schemas.microsoft.com/office/word/2024/wordml/sdtformatlock" xmlns:w16se="http://schemas.microsoft.com/office/word/2015/wordml/symex" xmlns:wpg="http://schemas.microsoft.com/office/word/2010/wordprocessingGroup" xmlns:wpi="http://schemas.microsoft.com/office/word/2010/wordprocessingInk" xmlns:wne="http://schemas.microsoft.com/office/word/2006/wordml" xmlns:wps="http://schemas.microsoft.com/office/word/2010/wordprocessingShape" mc:Ignorable="w14 w15 w16se w16cid w16 w16cex w16sdtdh w16sdtfl w16du wp14">
+<w:endnotes xmlns:wpc="http://schemas.microsoft.com/office/word/2010/wordprocessingCanvas" xmlns:mc="http://schemas.openxmlformats.org/markup-compatibility/2006" xmlns:o="urn:schemas-microsoft-com:office:office" xmlns:r="http://schemas.openxmlformats.org/officeDocument/2006/relationships" xmlns:m="http://schemas.openxmlformats.org/officeDocument/2006/math" xmlns:v="urn:schemas-microsoft-com:vml" xmlns:wp14="http://schemas.microsoft.com/office/word/2010/wordprocessingDrawing" xmlns:wp="http://schemas.openxmlformats.org/drawingml/2006/wordprocessingDrawing" xmlns:w10="urn:schemas-microsoft-com:office:word" xmlns:w="http://schemas.openxmlformats.org/wordprocessingml/2006/main" xmlns:w14="http://schemas.microsoft.com/office/word/2010/wordml" xmlns:wpg="http://schemas.microsoft.com/office/word/2010/wordprocessingGroup" xmlns:wpi="http://schemas.microsoft.com/office/word/2010/wordprocessingInk" xmlns:wne="http://schemas.microsoft.com/office/word/2006/wordml" xmlns:wps="http://schemas.microsoft.com/office/word/2010/wordprocessingShape" mc:Ignorable="w14 wp14">
   <w:endnote w:type="separator" w:id="-1">
     <w:p>
       <w:r>
@@ -8340,7 +8378,7 @@
 </file>
 
 <file path=word/footnotes.xml><?xml version="1.0" encoding="utf-8"?>
-<w:footnotes xmlns:wpc="http://schemas.microsoft.com/office/word/2010/wordprocessingCanvas" xmlns:cx="http://schemas.microsoft.com/office/drawing/2014/chartex" xmlns:cx1="http://schemas.microsoft.com/office/drawing/2015/9/8/chartex" xmlns:cx2="http://schemas.microsoft.com/office/drawing/2015/10/21/chartex" xmlns:cx3="http://schemas.microsoft.com/office/drawing/2016/5/9/chartex" xmlns:cx4="http://schemas.microsoft.com/office/drawing/2016/5/10/chartex" xmlns:cx5="http://schemas.microsoft.com/office/drawing/2016/5/11/chartex" xmlns:cx6="http://schemas.microsoft.com/office/drawing/2016/5/12/chartex" xmlns:cx7="http://schemas.microsoft.com/office/drawing/2016/5/13/chartex" xmlns:cx8="http://schemas.microsoft.com/office/drawing/2016/5/14/chartex" xmlns:mc="http://schemas.openxmlformats.org/markup-compatibility/2006" xmlns:aink="http://schemas.microsoft.com/office/drawing/2016/ink" xmlns:am3d="http://schemas.microsoft.com/office/drawing/2017/model3d" xmlns:o="urn:schemas-microsoft-com:office:office" xmlns:oel="http://schemas.microsoft.com/office/2019/extlst" xmlns:r="http://schemas.openxmlformats.org/officeDocument/2006/relationships" xmlns:m="http://schemas.openxmlformats.org/officeDocument/2006/math" xmlns:v="urn:schemas-microsoft-com:vml" xmlns:wp14="http://schemas.microsoft.com/office/word/2010/wordprocessingDrawing" xmlns:wp="http://schemas.openxmlformats.org/drawingml/2006/wordprocessingDrawing" xmlns:w10="urn:schemas-microsoft-com:office:word" xmlns:w="http://schemas.openxmlformats.org/wordprocessingml/2006/main" xmlns:w14="http://schemas.microsoft.com/office/word/2010/wordml" xmlns:w15="http://schemas.microsoft.com/office/word/2012/wordml" xmlns:w16cex="http://schemas.microsoft.com/office/word/2018/wordml/cex" xmlns:w16cid="http://schemas.microsoft.com/office/word/2016/wordml/cid" xmlns:w16="http://schemas.microsoft.com/office/word/2018/wordml" xmlns:w16du="http://schemas.microsoft.com/office/word/2023/wordml/word16du" xmlns:w16sdtdh="http://schemas.microsoft.com/office/word/2020/wordml/sdtdatahash" xmlns:w16sdtfl="http://schemas.microsoft.com/office/word/2024/wordml/sdtformatlock" xmlns:w16se="http://schemas.microsoft.com/office/word/2015/wordml/symex" xmlns:wpg="http://schemas.microsoft.com/office/word/2010/wordprocessingGroup" xmlns:wpi="http://schemas.microsoft.com/office/word/2010/wordprocessingInk" xmlns:wne="http://schemas.microsoft.com/office/word/2006/wordml" xmlns:wps="http://schemas.microsoft.com/office/word/2010/wordprocessingShape" mc:Ignorable="w14 w15 w16se w16cid w16 w16cex w16sdtdh w16sdtfl w16du wp14">
+<w:footnotes xmlns:wpc="http://schemas.microsoft.com/office/word/2010/wordprocessingCanvas" xmlns:mc="http://schemas.openxmlformats.org/markup-compatibility/2006" xmlns:o="urn:schemas-microsoft-com:office:office" xmlns:r="http://schemas.openxmlformats.org/officeDocument/2006/relationships" xmlns:m="http://schemas.openxmlformats.org/officeDocument/2006/math" xmlns:v="urn:schemas-microsoft-com:vml" xmlns:wp14="http://schemas.microsoft.com/office/word/2010/wordprocessingDrawing" xmlns:wp="http://schemas.openxmlformats.org/drawingml/2006/wordprocessingDrawing" xmlns:w10="urn:schemas-microsoft-com:office:word" xmlns:w="http://schemas.openxmlformats.org/wordprocessingml/2006/main" xmlns:w14="http://schemas.microsoft.com/office/word/2010/wordml" xmlns:wpg="http://schemas.microsoft.com/office/word/2010/wordprocessingGroup" xmlns:wpi="http://schemas.microsoft.com/office/word/2010/wordprocessingInk" xmlns:wne="http://schemas.microsoft.com/office/word/2006/wordml" xmlns:wps="http://schemas.microsoft.com/office/word/2010/wordprocessingShape" mc:Ignorable="w14 wp14">
   <w:footnote w:type="separator" w:id="-1">
     <w:p>
       <w:r>
@@ -8359,8 +8397,8 @@
 </file>
 
 <file path=word/numbering.xml><?xml version="1.0" encoding="utf-8"?>
-<w:numbering xmlns:wpc="http://schemas.microsoft.com/office/word/2010/wordprocessingCanvas" xmlns:cx="http://schemas.microsoft.com/office/drawing/2014/chartex" xmlns:cx1="http://schemas.microsoft.com/office/drawing/2015/9/8/chartex" xmlns:cx2="http://schemas.microsoft.com/office/drawing/2015/10/21/chartex" xmlns:cx3="http://schemas.microsoft.com/office/drawing/2016/5/9/chartex" xmlns:cx4="http://schemas.microsoft.com/office/drawing/2016/5/10/chartex" xmlns:cx5="http://schemas.microsoft.com/office/drawing/2016/5/11/chartex" xmlns:cx6="http://schemas.microsoft.com/office/drawing/2016/5/12/chartex" xmlns:cx7="http://schemas.microsoft.com/office/drawing/2016/5/13/chartex" xmlns:cx8="http://schemas.microsoft.com/office/drawing/2016/5/14/chartex" xmlns:mc="http://schemas.openxmlformats.org/markup-compatibility/2006" xmlns:aink="http://schemas.microsoft.com/office/drawing/2016/ink" xmlns:am3d="http://schemas.microsoft.com/office/drawing/2017/model3d" xmlns:o="urn:schemas-microsoft-com:office:office" xmlns:oel="http://schemas.microsoft.com/office/2019/extlst" xmlns:r="http://schemas.openxmlformats.org/officeDocument/2006/relationships" xmlns:m="http://schemas.openxmlformats.org/officeDocument/2006/math" xmlns:v="urn:schemas-microsoft-com:vml" xmlns:wp14="http://schemas.microsoft.com/office/word/2010/wordprocessingDrawing" xmlns:wp="http://schemas.openxmlformats.org/drawingml/2006/wordprocessingDrawing" xmlns:w10="urn:schemas-microsoft-com:office:word" xmlns:w="http://schemas.openxmlformats.org/wordprocessingml/2006/main" xmlns:w14="http://schemas.microsoft.com/office/word/2010/wordml" xmlns:w15="http://schemas.microsoft.com/office/word/2012/wordml" xmlns:w16cex="http://schemas.microsoft.com/office/word/2018/wordml/cex" xmlns:w16cid="http://schemas.microsoft.com/office/word/2016/wordml/cid" xmlns:w16="http://schemas.microsoft.com/office/word/2018/wordml" xmlns:w16du="http://schemas.microsoft.com/office/word/2023/wordml/word16du" xmlns:w16sdtdh="http://schemas.microsoft.com/office/word/2020/wordml/sdtdatahash" xmlns:w16sdtfl="http://schemas.microsoft.com/office/word/2024/wordml/sdtformatlock" xmlns:w16se="http://schemas.microsoft.com/office/word/2015/wordml/symex" xmlns:wpg="http://schemas.microsoft.com/office/word/2010/wordprocessingGroup" xmlns:wpi="http://schemas.microsoft.com/office/word/2010/wordprocessingInk" xmlns:wne="http://schemas.microsoft.com/office/word/2006/wordml" xmlns:wps="http://schemas.microsoft.com/office/word/2010/wordprocessingShape" mc:Ignorable="w14 w15 w16se w16cid w16 w16cex w16sdtdh w16sdtfl w16du wp14">
-  <w:abstractNum w:abstractNumId="0" w15:restartNumberingAfterBreak="0">
+<w:numbering xmlns:wpc="http://schemas.microsoft.com/office/word/2010/wordprocessingCanvas" xmlns:mc="http://schemas.openxmlformats.org/markup-compatibility/2006" xmlns:o="urn:schemas-microsoft-com:office:office" xmlns:r="http://schemas.openxmlformats.org/officeDocument/2006/relationships" xmlns:m="http://schemas.openxmlformats.org/officeDocument/2006/math" xmlns:v="urn:schemas-microsoft-com:vml" xmlns:wp14="http://schemas.microsoft.com/office/word/2010/wordprocessingDrawing" xmlns:wp="http://schemas.openxmlformats.org/drawingml/2006/wordprocessingDrawing" xmlns:w10="urn:schemas-microsoft-com:office:word" xmlns:w="http://schemas.openxmlformats.org/wordprocessingml/2006/main" xmlns:w14="http://schemas.microsoft.com/office/word/2010/wordml" xmlns:wpg="http://schemas.microsoft.com/office/word/2010/wordprocessingGroup" xmlns:wpi="http://schemas.microsoft.com/office/word/2010/wordprocessingInk" xmlns:wne="http://schemas.microsoft.com/office/word/2006/wordml" xmlns:wps="http://schemas.microsoft.com/office/word/2010/wordprocessingShape" mc:Ignorable="w14 wp14">
+  <w:abstractNum w:abstractNumId="0">
     <w:nsid w:val="08345A9F"/>
     <w:multiLevelType w:val="hybridMultilevel"/>
     <w:tmpl w:val="C8D065FE"/>
@@ -8459,7 +8497,7 @@
       </w:pPr>
     </w:lvl>
   </w:abstractNum>
-  <w:abstractNum w:abstractNumId="1" w15:restartNumberingAfterBreak="0">
+  <w:abstractNum w:abstractNumId="1">
     <w:nsid w:val="21706D1F"/>
     <w:multiLevelType w:val="hybridMultilevel"/>
     <w:tmpl w:val="C8D065FE"/>
@@ -8558,7 +8596,7 @@
       </w:pPr>
     </w:lvl>
   </w:abstractNum>
-  <w:abstractNum w:abstractNumId="2" w15:restartNumberingAfterBreak="0">
+  <w:abstractNum w:abstractNumId="2">
     <w:nsid w:val="26EC5873"/>
     <w:multiLevelType w:val="hybridMultilevel"/>
     <w:tmpl w:val="C8D065FE"/>
@@ -8657,7 +8695,7 @@
       </w:pPr>
     </w:lvl>
   </w:abstractNum>
-  <w:abstractNum w:abstractNumId="3" w15:restartNumberingAfterBreak="0">
+  <w:abstractNum w:abstractNumId="3">
     <w:nsid w:val="2BB9076F"/>
     <w:multiLevelType w:val="hybridMultilevel"/>
     <w:tmpl w:val="3D9278AE"/>
@@ -8755,7 +8793,7 @@
       </w:pPr>
     </w:lvl>
   </w:abstractNum>
-  <w:abstractNum w:abstractNumId="4" w15:restartNumberingAfterBreak="0">
+  <w:abstractNum w:abstractNumId="4">
     <w:nsid w:val="2ECF75BD"/>
     <w:multiLevelType w:val="hybridMultilevel"/>
     <w:tmpl w:val="C8D065FE"/>
@@ -8854,7 +8892,7 @@
       </w:pPr>
     </w:lvl>
   </w:abstractNum>
-  <w:abstractNum w:abstractNumId="5" w15:restartNumberingAfterBreak="0">
+  <w:abstractNum w:abstractNumId="5">
     <w:nsid w:val="323D134F"/>
     <w:multiLevelType w:val="hybridMultilevel"/>
     <w:tmpl w:val="D7800284"/>
@@ -8969,7 +9007,7 @@
       </w:rPr>
     </w:lvl>
   </w:abstractNum>
-  <w:abstractNum w:abstractNumId="6" w15:restartNumberingAfterBreak="0">
+  <w:abstractNum w:abstractNumId="6">
     <w:nsid w:val="345E2EF3"/>
     <w:multiLevelType w:val="hybridMultilevel"/>
     <w:tmpl w:val="3D9278AE"/>
@@ -9067,7 +9105,7 @@
       </w:pPr>
     </w:lvl>
   </w:abstractNum>
-  <w:abstractNum w:abstractNumId="7" w15:restartNumberingAfterBreak="0">
+  <w:abstractNum w:abstractNumId="7">
     <w:nsid w:val="380A0F4D"/>
     <w:multiLevelType w:val="hybridMultilevel"/>
     <w:tmpl w:val="C8D065FE"/>
@@ -9166,7 +9204,7 @@
       </w:pPr>
     </w:lvl>
   </w:abstractNum>
-  <w:abstractNum w:abstractNumId="8" w15:restartNumberingAfterBreak="0">
+  <w:abstractNum w:abstractNumId="8">
     <w:nsid w:val="38F37F2A"/>
     <w:multiLevelType w:val="hybridMultilevel"/>
     <w:tmpl w:val="01E8886C"/>
@@ -9264,7 +9302,7 @@
       </w:pPr>
     </w:lvl>
   </w:abstractNum>
-  <w:abstractNum w:abstractNumId="9" w15:restartNumberingAfterBreak="0">
+  <w:abstractNum w:abstractNumId="9">
     <w:nsid w:val="3D5C3A1F"/>
     <w:multiLevelType w:val="hybridMultilevel"/>
     <w:tmpl w:val="2B7ED8A6"/>
@@ -9379,7 +9417,7 @@
       </w:rPr>
     </w:lvl>
   </w:abstractNum>
-  <w:abstractNum w:abstractNumId="10" w15:restartNumberingAfterBreak="0">
+  <w:abstractNum w:abstractNumId="10">
     <w:nsid w:val="4F9B2D49"/>
     <w:multiLevelType w:val="hybridMultilevel"/>
     <w:tmpl w:val="C8D065FE"/>
@@ -9478,7 +9516,7 @@
       </w:pPr>
     </w:lvl>
   </w:abstractNum>
-  <w:abstractNum w:abstractNumId="11" w15:restartNumberingAfterBreak="0">
+  <w:abstractNum w:abstractNumId="11">
     <w:nsid w:val="54534396"/>
     <w:multiLevelType w:val="hybridMultilevel"/>
     <w:tmpl w:val="31969C42"/>
@@ -9564,7 +9602,7 @@
       </w:pPr>
     </w:lvl>
   </w:abstractNum>
-  <w:abstractNum w:abstractNumId="12" w15:restartNumberingAfterBreak="0">
+  <w:abstractNum w:abstractNumId="12">
     <w:nsid w:val="5A4601FA"/>
     <w:multiLevelType w:val="hybridMultilevel"/>
     <w:tmpl w:val="CF02F904"/>
@@ -9663,7 +9701,7 @@
       </w:pPr>
     </w:lvl>
   </w:abstractNum>
-  <w:abstractNum w:abstractNumId="13" w15:restartNumberingAfterBreak="0">
+  <w:abstractNum w:abstractNumId="13">
     <w:nsid w:val="6AF75A70"/>
     <w:multiLevelType w:val="hybridMultilevel"/>
     <w:tmpl w:val="C8D065FE"/>
@@ -9762,7 +9800,7 @@
       </w:pPr>
     </w:lvl>
   </w:abstractNum>
-  <w:abstractNum w:abstractNumId="14" w15:restartNumberingAfterBreak="0">
+  <w:abstractNum w:abstractNumId="14">
     <w:nsid w:val="6D080E34"/>
     <w:multiLevelType w:val="hybridMultilevel"/>
     <w:tmpl w:val="08005B8A"/>
@@ -9875,7 +9913,7 @@
       </w:rPr>
     </w:lvl>
   </w:abstractNum>
-  <w:abstractNum w:abstractNumId="15" w15:restartNumberingAfterBreak="0">
+  <w:abstractNum w:abstractNumId="15">
     <w:nsid w:val="7A2D739F"/>
     <w:multiLevelType w:val="hybridMultilevel"/>
     <w:tmpl w:val="3D9278AE"/>
@@ -9973,7 +10011,7 @@
       </w:pPr>
     </w:lvl>
   </w:abstractNum>
-  <w:abstractNum w:abstractNumId="16" w15:restartNumberingAfterBreak="0">
+  <w:abstractNum w:abstractNumId="16">
     <w:nsid w:val="7C9061A7"/>
     <w:multiLevelType w:val="hybridMultilevel"/>
     <w:tmpl w:val="C8D065FE"/>
@@ -10072,7 +10110,7 @@
       </w:pPr>
     </w:lvl>
   </w:abstractNum>
-  <w:abstractNum w:abstractNumId="17" w15:restartNumberingAfterBreak="0">
+  <w:abstractNum w:abstractNumId="17">
     <w:nsid w:val="7E1413DF"/>
     <w:multiLevelType w:val="hybridMultilevel"/>
     <w:tmpl w:val="3D9278AE"/>
@@ -10170,7 +10208,7 @@
       </w:pPr>
     </w:lvl>
   </w:abstractNum>
-  <w:abstractNum w:abstractNumId="18" w15:restartNumberingAfterBreak="0">
+  <w:abstractNum w:abstractNumId="18">
     <w:nsid w:val="7E18344E"/>
     <w:multiLevelType w:val="hybridMultilevel"/>
     <w:tmpl w:val="9520525E"/>
@@ -10268,68 +10306,68 @@
       </w:pPr>
     </w:lvl>
   </w:abstractNum>
-  <w:num w:numId="1" w16cid:durableId="1307314823">
+  <w:num w:numId="1">
     <w:abstractNumId w:val="5"/>
   </w:num>
-  <w:num w:numId="2" w16cid:durableId="1455055053">
+  <w:num w:numId="2">
     <w:abstractNumId w:val="9"/>
   </w:num>
-  <w:num w:numId="3" w16cid:durableId="713382082">
+  <w:num w:numId="3">
     <w:abstractNumId w:val="3"/>
   </w:num>
-  <w:num w:numId="4" w16cid:durableId="230578933">
+  <w:num w:numId="4">
     <w:abstractNumId w:val="13"/>
   </w:num>
-  <w:num w:numId="5" w16cid:durableId="1070735365">
+  <w:num w:numId="5">
     <w:abstractNumId w:val="15"/>
   </w:num>
-  <w:num w:numId="6" w16cid:durableId="963078591">
+  <w:num w:numId="6">
     <w:abstractNumId w:val="17"/>
   </w:num>
-  <w:num w:numId="7" w16cid:durableId="1544977219">
+  <w:num w:numId="7">
     <w:abstractNumId w:val="6"/>
   </w:num>
-  <w:num w:numId="8" w16cid:durableId="631594369">
+  <w:num w:numId="8">
     <w:abstractNumId w:val="16"/>
   </w:num>
-  <w:num w:numId="9" w16cid:durableId="1090078554">
+  <w:num w:numId="9">
     <w:abstractNumId w:val="10"/>
   </w:num>
-  <w:num w:numId="10" w16cid:durableId="1247691397">
+  <w:num w:numId="10">
     <w:abstractNumId w:val="7"/>
   </w:num>
-  <w:num w:numId="11" w16cid:durableId="85616089">
+  <w:num w:numId="11">
     <w:abstractNumId w:val="4"/>
   </w:num>
-  <w:num w:numId="12" w16cid:durableId="1460413544">
+  <w:num w:numId="12">
     <w:abstractNumId w:val="2"/>
   </w:num>
-  <w:num w:numId="13" w16cid:durableId="715472235">
+  <w:num w:numId="13">
     <w:abstractNumId w:val="0"/>
   </w:num>
-  <w:num w:numId="14" w16cid:durableId="1482311264">
+  <w:num w:numId="14">
     <w:abstractNumId w:val="12"/>
   </w:num>
-  <w:num w:numId="15" w16cid:durableId="228661652">
+  <w:num w:numId="15">
     <w:abstractNumId w:val="8"/>
   </w:num>
-  <w:num w:numId="16" w16cid:durableId="505094671">
+  <w:num w:numId="16">
     <w:abstractNumId w:val="18"/>
   </w:num>
-  <w:num w:numId="17" w16cid:durableId="371852881">
+  <w:num w:numId="17">
     <w:abstractNumId w:val="14"/>
   </w:num>
-  <w:num w:numId="18" w16cid:durableId="994837425">
+  <w:num w:numId="18">
     <w:abstractNumId w:val="11"/>
   </w:num>
-  <w:num w:numId="19" w16cid:durableId="305550723">
+  <w:num w:numId="19">
     <w:abstractNumId w:val="1"/>
   </w:num>
 </w:numbering>
 </file>
 
 <file path=word/styles.xml><?xml version="1.0" encoding="utf-8"?>
-<w:styles xmlns:mc="http://schemas.openxmlformats.org/markup-compatibility/2006" xmlns:r="http://schemas.openxmlformats.org/officeDocument/2006/relationships" xmlns:w="http://schemas.openxmlformats.org/wordprocessingml/2006/main" xmlns:w14="http://schemas.microsoft.com/office/word/2010/wordml" xmlns:w15="http://schemas.microsoft.com/office/word/2012/wordml" xmlns:w16cex="http://schemas.microsoft.com/office/word/2018/wordml/cex" xmlns:w16cid="http://schemas.microsoft.com/office/word/2016/wordml/cid" xmlns:w16="http://schemas.microsoft.com/office/word/2018/wordml" xmlns:w16du="http://schemas.microsoft.com/office/word/2023/wordml/word16du" xmlns:w16sdtdh="http://schemas.microsoft.com/office/word/2020/wordml/sdtdatahash" xmlns:w16sdtfl="http://schemas.microsoft.com/office/word/2024/wordml/sdtformatlock" xmlns:w16se="http://schemas.microsoft.com/office/word/2015/wordml/symex" mc:Ignorable="w14 w15 w16se w16cid w16 w16cex w16sdtdh w16sdtfl w16du">
+<w:styles xmlns:mc="http://schemas.openxmlformats.org/markup-compatibility/2006" xmlns:r="http://schemas.openxmlformats.org/officeDocument/2006/relationships" xmlns:w="http://schemas.openxmlformats.org/wordprocessingml/2006/main" xmlns:w14="http://schemas.microsoft.com/office/word/2010/wordml" mc:Ignorable="w14">
   <w:docDefaults>
     <w:rPrDefault>
       <w:rPr>
@@ -10342,383 +10380,488 @@
     </w:rPrDefault>
     <w:pPrDefault/>
   </w:docDefaults>
-  <w:latentStyles w:defLockedState="0" w:defUIPriority="99" w:defSemiHidden="0" w:defUnhideWhenUsed="0" w:defQFormat="0" w:count="376">
-    <w:lsdException w:name="Normal" w:uiPriority="0" w:qFormat="1"/>
-    <w:lsdException w:name="heading 1" w:uiPriority="9" w:qFormat="1"/>
-    <w:lsdException w:name="heading 2" w:semiHidden="1" w:uiPriority="9" w:unhideWhenUsed="1" w:qFormat="1"/>
-    <w:lsdException w:name="heading 3" w:semiHidden="1" w:uiPriority="9" w:unhideWhenUsed="1" w:qFormat="1"/>
-    <w:lsdException w:name="heading 4" w:semiHidden="1" w:uiPriority="9" w:unhideWhenUsed="1" w:qFormat="1"/>
-    <w:lsdException w:name="heading 5" w:semiHidden="1" w:uiPriority="9" w:unhideWhenUsed="1" w:qFormat="1"/>
-    <w:lsdException w:name="heading 6" w:semiHidden="1" w:uiPriority="9" w:unhideWhenUsed="1" w:qFormat="1"/>
-    <w:lsdException w:name="heading 7" w:semiHidden="1" w:uiPriority="9" w:unhideWhenUsed="1" w:qFormat="1"/>
-    <w:lsdException w:name="heading 8" w:semiHidden="1" w:uiPriority="9" w:unhideWhenUsed="1" w:qFormat="1"/>
-    <w:lsdException w:name="heading 9" w:semiHidden="1" w:uiPriority="9" w:unhideWhenUsed="1" w:qFormat="1"/>
-    <w:lsdException w:name="index 1" w:semiHidden="1" w:unhideWhenUsed="1"/>
-    <w:lsdException w:name="index 2" w:semiHidden="1" w:unhideWhenUsed="1"/>
-    <w:lsdException w:name="index 3" w:semiHidden="1" w:unhideWhenUsed="1"/>
-    <w:lsdException w:name="index 4" w:semiHidden="1" w:unhideWhenUsed="1"/>
-    <w:lsdException w:name="index 5" w:semiHidden="1" w:unhideWhenUsed="1"/>
-    <w:lsdException w:name="index 6" w:semiHidden="1" w:unhideWhenUsed="1"/>
-    <w:lsdException w:name="index 7" w:semiHidden="1" w:unhideWhenUsed="1"/>
-    <w:lsdException w:name="index 8" w:semiHidden="1" w:unhideWhenUsed="1"/>
-    <w:lsdException w:name="index 9" w:semiHidden="1" w:unhideWhenUsed="1"/>
-    <w:lsdException w:name="toc 1" w:semiHidden="1" w:uiPriority="39" w:unhideWhenUsed="1"/>
-    <w:lsdException w:name="toc 2" w:semiHidden="1" w:uiPriority="39" w:unhideWhenUsed="1"/>
-    <w:lsdException w:name="toc 3" w:semiHidden="1" w:uiPriority="39" w:unhideWhenUsed="1"/>
-    <w:lsdException w:name="toc 4" w:semiHidden="1" w:uiPriority="39" w:unhideWhenUsed="1"/>
-    <w:lsdException w:name="toc 5" w:semiHidden="1" w:uiPriority="39" w:unhideWhenUsed="1"/>
-    <w:lsdException w:name="toc 6" w:semiHidden="1" w:uiPriority="39" w:unhideWhenUsed="1"/>
-    <w:lsdException w:name="toc 7" w:semiHidden="1" w:uiPriority="39" w:unhideWhenUsed="1"/>
-    <w:lsdException w:name="toc 8" w:semiHidden="1" w:uiPriority="39" w:unhideWhenUsed="1"/>
-    <w:lsdException w:name="toc 9" w:semiHidden="1" w:uiPriority="39" w:unhideWhenUsed="1"/>
-    <w:lsdException w:name="Normal Indent" w:semiHidden="1" w:unhideWhenUsed="1"/>
-    <w:lsdException w:name="footnote text" w:semiHidden="1" w:unhideWhenUsed="1"/>
-    <w:lsdException w:name="annotation text" w:semiHidden="1" w:unhideWhenUsed="1"/>
-    <w:lsdException w:name="header" w:semiHidden="1" w:unhideWhenUsed="1"/>
-    <w:lsdException w:name="footer" w:semiHidden="1" w:unhideWhenUsed="1"/>
-    <w:lsdException w:name="index heading" w:semiHidden="1" w:unhideWhenUsed="1"/>
-    <w:lsdException w:name="caption" w:semiHidden="1" w:uiPriority="35" w:unhideWhenUsed="1" w:qFormat="1"/>
-    <w:lsdException w:name="table of figures" w:semiHidden="1" w:unhideWhenUsed="1"/>
-    <w:lsdException w:name="envelope address" w:semiHidden="1" w:unhideWhenUsed="1"/>
-    <w:lsdException w:name="envelope return" w:semiHidden="1" w:unhideWhenUsed="1"/>
-    <w:lsdException w:name="footnote reference" w:semiHidden="1" w:unhideWhenUsed="1"/>
-    <w:lsdException w:name="annotation reference" w:semiHidden="1" w:unhideWhenUsed="1"/>
-    <w:lsdException w:name="line number" w:semiHidden="1" w:unhideWhenUsed="1"/>
-    <w:lsdException w:name="page number" w:semiHidden="1" w:unhideWhenUsed="1"/>
-    <w:lsdException w:name="endnote reference" w:semiHidden="1" w:unhideWhenUsed="1"/>
-    <w:lsdException w:name="endnote text" w:semiHidden="1" w:unhideWhenUsed="1"/>
-    <w:lsdException w:name="table of authorities" w:semiHidden="1" w:unhideWhenUsed="1"/>
-    <w:lsdException w:name="macro" w:semiHidden="1" w:unhideWhenUsed="1"/>
-    <w:lsdException w:name="toa heading" w:semiHidden="1" w:unhideWhenUsed="1"/>
-    <w:lsdException w:name="List" w:semiHidden="1" w:unhideWhenUsed="1"/>
-    <w:lsdException w:name="List Bullet" w:semiHidden="1" w:unhideWhenUsed="1"/>
-    <w:lsdException w:name="List Number" w:semiHidden="1" w:unhideWhenUsed="1"/>
-    <w:lsdException w:name="List 2" w:semiHidden="1" w:unhideWhenUsed="1"/>
-    <w:lsdException w:name="List 3" w:semiHidden="1" w:unhideWhenUsed="1"/>
-    <w:lsdException w:name="List 4" w:semiHidden="1" w:unhideWhenUsed="1"/>
-    <w:lsdException w:name="List 5" w:semiHidden="1" w:unhideWhenUsed="1"/>
-    <w:lsdException w:name="List Bullet 2" w:semiHidden="1" w:unhideWhenUsed="1"/>
-    <w:lsdException w:name="List Bullet 3" w:semiHidden="1" w:unhideWhenUsed="1"/>
-    <w:lsdException w:name="List Bullet 4" w:semiHidden="1" w:unhideWhenUsed="1"/>
-    <w:lsdException w:name="List Bullet 5" w:semiHidden="1" w:unhideWhenUsed="1"/>
-    <w:lsdException w:name="List Number 2" w:semiHidden="1" w:unhideWhenUsed="1"/>
-    <w:lsdException w:name="List Number 3" w:semiHidden="1" w:unhideWhenUsed="1"/>
-    <w:lsdException w:name="List Number 4" w:semiHidden="1" w:unhideWhenUsed="1"/>
-    <w:lsdException w:name="List Number 5" w:semiHidden="1" w:unhideWhenUsed="1"/>
-    <w:lsdException w:name="Title" w:uiPriority="10" w:qFormat="1"/>
-    <w:lsdException w:name="Closing" w:semiHidden="1" w:unhideWhenUsed="1"/>
-    <w:lsdException w:name="Signature" w:semiHidden="1" w:unhideWhenUsed="1"/>
-    <w:lsdException w:name="Default Paragraph Font" w:semiHidden="1" w:uiPriority="1" w:unhideWhenUsed="1"/>
-    <w:lsdException w:name="Body Text" w:semiHidden="1" w:unhideWhenUsed="1"/>
-    <w:lsdException w:name="Body Text Indent" w:semiHidden="1" w:unhideWhenUsed="1"/>
-    <w:lsdException w:name="List Continue" w:semiHidden="1" w:unhideWhenUsed="1"/>
-    <w:lsdException w:name="List Continue 2" w:semiHidden="1" w:unhideWhenUsed="1"/>
-    <w:lsdException w:name="List Continue 3" w:semiHidden="1" w:unhideWhenUsed="1"/>
-    <w:lsdException w:name="List Continue 4" w:semiHidden="1" w:unhideWhenUsed="1"/>
-    <w:lsdException w:name="List Continue 5" w:semiHidden="1" w:unhideWhenUsed="1"/>
-    <w:lsdException w:name="Message Header" w:semiHidden="1" w:unhideWhenUsed="1"/>
-    <w:lsdException w:name="Subtitle" w:uiPriority="11" w:qFormat="1"/>
-    <w:lsdException w:name="Salutation" w:semiHidden="1" w:unhideWhenUsed="1"/>
-    <w:lsdException w:name="Date" w:semiHidden="1" w:unhideWhenUsed="1"/>
-    <w:lsdException w:name="Body Text First Indent" w:semiHidden="1" w:unhideWhenUsed="1"/>
-    <w:lsdException w:name="Body Text First Indent 2" w:semiHidden="1" w:unhideWhenUsed="1"/>
-    <w:lsdException w:name="Note Heading" w:semiHidden="1" w:unhideWhenUsed="1"/>
-    <w:lsdException w:name="Body Text 2" w:semiHidden="1" w:unhideWhenUsed="1"/>
-    <w:lsdException w:name="Body Text 3" w:semiHidden="1" w:unhideWhenUsed="1"/>
-    <w:lsdException w:name="Body Text Indent 2" w:semiHidden="1" w:unhideWhenUsed="1"/>
-    <w:lsdException w:name="Body Text Indent 3" w:semiHidden="1" w:unhideWhenUsed="1"/>
-    <w:lsdException w:name="Block Text" w:semiHidden="1" w:unhideWhenUsed="1"/>
-    <w:lsdException w:name="Hyperlink" w:semiHidden="1" w:unhideWhenUsed="1"/>
-    <w:lsdException w:name="FollowedHyperlink" w:semiHidden="1" w:unhideWhenUsed="1"/>
-    <w:lsdException w:name="Strong" w:uiPriority="22" w:qFormat="1"/>
-    <w:lsdException w:name="Emphasis" w:uiPriority="20" w:qFormat="1"/>
-    <w:lsdException w:name="Document Map" w:semiHidden="1" w:unhideWhenUsed="1"/>
-    <w:lsdException w:name="Plain Text" w:semiHidden="1" w:unhideWhenUsed="1"/>
-    <w:lsdException w:name="E-mail Signature" w:semiHidden="1" w:unhideWhenUsed="1"/>
-    <w:lsdException w:name="HTML Top of Form" w:semiHidden="1" w:unhideWhenUsed="1"/>
-    <w:lsdException w:name="HTML Bottom of Form" w:semiHidden="1" w:unhideWhenUsed="1"/>
-    <w:lsdException w:name="Normal (Web)" w:semiHidden="1" w:unhideWhenUsed="1"/>
-    <w:lsdException w:name="HTML Acronym" w:semiHidden="1" w:unhideWhenUsed="1"/>
-    <w:lsdException w:name="HTML Address" w:semiHidden="1" w:unhideWhenUsed="1"/>
-    <w:lsdException w:name="HTML Cite" w:semiHidden="1" w:unhideWhenUsed="1"/>
-    <w:lsdException w:name="HTML Code" w:semiHidden="1" w:unhideWhenUsed="1"/>
-    <w:lsdException w:name="HTML Definition" w:semiHidden="1" w:unhideWhenUsed="1"/>
-    <w:lsdException w:name="HTML Keyboard" w:semiHidden="1" w:unhideWhenUsed="1"/>
-    <w:lsdException w:name="HTML Preformatted" w:semiHidden="1" w:unhideWhenUsed="1"/>
-    <w:lsdException w:name="HTML Sample" w:semiHidden="1" w:unhideWhenUsed="1"/>
-    <w:lsdException w:name="HTML Typewriter" w:semiHidden="1" w:unhideWhenUsed="1"/>
-    <w:lsdException w:name="HTML Variable" w:semiHidden="1" w:unhideWhenUsed="1"/>
-    <w:lsdException w:name="Normal Table" w:semiHidden="1" w:unhideWhenUsed="1"/>
-    <w:lsdException w:name="annotation subject" w:semiHidden="1" w:unhideWhenUsed="1"/>
-    <w:lsdException w:name="No List" w:semiHidden="1" w:unhideWhenUsed="1"/>
-    <w:lsdException w:name="Outline List 1" w:semiHidden="1" w:unhideWhenUsed="1"/>
-    <w:lsdException w:name="Outline List 2" w:semiHidden="1" w:unhideWhenUsed="1"/>
-    <w:lsdException w:name="Outline List 3" w:semiHidden="1" w:unhideWhenUsed="1"/>
-    <w:lsdException w:name="Table Simple 1" w:semiHidden="1" w:unhideWhenUsed="1"/>
-    <w:lsdException w:name="Table Simple 2" w:semiHidden="1" w:unhideWhenUsed="1"/>
-    <w:lsdException w:name="Table Simple 3" w:semiHidden="1" w:unhideWhenUsed="1"/>
-    <w:lsdException w:name="Table Classic 1" w:semiHidden="1" w:unhideWhenUsed="1"/>
-    <w:lsdException w:name="Table Classic 2" w:semiHidden="1" w:unhideWhenUsed="1"/>
-    <w:lsdException w:name="Table Classic 3" w:semiHidden="1" w:unhideWhenUsed="1"/>
-    <w:lsdException w:name="Table Classic 4" w:semiHidden="1" w:unhideWhenUsed="1"/>
-    <w:lsdException w:name="Table Colorful 1" w:semiHidden="1" w:unhideWhenUsed="1"/>
-    <w:lsdException w:name="Table Colorful 2" w:semiHidden="1" w:unhideWhenUsed="1"/>
-    <w:lsdException w:name="Table Colorful 3" w:semiHidden="1" w:unhideWhenUsed="1"/>
-    <w:lsdException w:name="Table Columns 1" w:semiHidden="1" w:unhideWhenUsed="1"/>
-    <w:lsdException w:name="Table Columns 2" w:semiHidden="1" w:unhideWhenUsed="1"/>
-    <w:lsdException w:name="Table Columns 3" w:semiHidden="1" w:unhideWhenUsed="1"/>
-    <w:lsdException w:name="Table Columns 4" w:semiHidden="1" w:unhideWhenUsed="1"/>
-    <w:lsdException w:name="Table Columns 5" w:semiHidden="1" w:unhideWhenUsed="1"/>
-    <w:lsdException w:name="Table Grid 1" w:semiHidden="1" w:unhideWhenUsed="1"/>
-    <w:lsdException w:name="Table Grid 2" w:semiHidden="1" w:unhideWhenUsed="1"/>
-    <w:lsdException w:name="Table Grid 3" w:semiHidden="1" w:unhideWhenUsed="1"/>
-    <w:lsdException w:name="Table Grid 4" w:semiHidden="1" w:unhideWhenUsed="1"/>
-    <w:lsdException w:name="Table Grid 5" w:semiHidden="1" w:unhideWhenUsed="1"/>
-    <w:lsdException w:name="Table Grid 6" w:semiHidden="1" w:unhideWhenUsed="1"/>
-    <w:lsdException w:name="Table Grid 7" w:semiHidden="1" w:unhideWhenUsed="1"/>
-    <w:lsdException w:name="Table Grid 8" w:semiHidden="1" w:unhideWhenUsed="1"/>
-    <w:lsdException w:name="Table List 1" w:semiHidden="1" w:unhideWhenUsed="1"/>
-    <w:lsdException w:name="Table List 2" w:semiHidden="1" w:unhideWhenUsed="1"/>
-    <w:lsdException w:name="Table List 3" w:semiHidden="1" w:unhideWhenUsed="1"/>
-    <w:lsdException w:name="Table List 4" w:semiHidden="1" w:unhideWhenUsed="1"/>
-    <w:lsdException w:name="Table List 5" w:semiHidden="1" w:unhideWhenUsed="1"/>
-    <w:lsdException w:name="Table List 6" w:semiHidden="1" w:unhideWhenUsed="1"/>
-    <w:lsdException w:name="Table List 7" w:semiHidden="1" w:unhideWhenUsed="1"/>
-    <w:lsdException w:name="Table List 8" w:semiHidden="1" w:unhideWhenUsed="1"/>
-    <w:lsdException w:name="Table 3D effects 1" w:semiHidden="1" w:unhideWhenUsed="1"/>
-    <w:lsdException w:name="Table 3D effects 2" w:semiHidden="1" w:unhideWhenUsed="1"/>
-    <w:lsdException w:name="Table 3D effects 3" w:semiHidden="1" w:unhideWhenUsed="1"/>
-    <w:lsdException w:name="Table Contemporary" w:semiHidden="1" w:unhideWhenUsed="1"/>
-    <w:lsdException w:name="Table Elegant" w:semiHidden="1" w:unhideWhenUsed="1"/>
-    <w:lsdException w:name="Table Professional" w:semiHidden="1" w:unhideWhenUsed="1"/>
-    <w:lsdException w:name="Table Subtle 1" w:semiHidden="1" w:unhideWhenUsed="1"/>
-    <w:lsdException w:name="Table Subtle 2" w:semiHidden="1" w:unhideWhenUsed="1"/>
-    <w:lsdException w:name="Table Web 1" w:semiHidden="1" w:unhideWhenUsed="1"/>
-    <w:lsdException w:name="Table Web 2" w:semiHidden="1" w:unhideWhenUsed="1"/>
-    <w:lsdException w:name="Table Web 3" w:semiHidden="1" w:unhideWhenUsed="1"/>
-    <w:lsdException w:name="Balloon Text" w:semiHidden="1" w:unhideWhenUsed="1"/>
-    <w:lsdException w:name="Table Grid" w:uiPriority="39"/>
-    <w:lsdException w:name="Table Theme" w:semiHidden="1" w:unhideWhenUsed="1"/>
-    <w:lsdException w:name="Placeholder Text" w:semiHidden="1"/>
-    <w:lsdException w:name="No Spacing" w:uiPriority="1" w:qFormat="1"/>
-    <w:lsdException w:name="Light Shading" w:uiPriority="60"/>
-    <w:lsdException w:name="Light List" w:uiPriority="61"/>
-    <w:lsdException w:name="Light Grid" w:uiPriority="62"/>
-    <w:lsdException w:name="Medium Shading 1" w:uiPriority="63"/>
-    <w:lsdException w:name="Medium Shading 2" w:uiPriority="64"/>
-    <w:lsdException w:name="Medium List 1" w:uiPriority="65"/>
-    <w:lsdException w:name="Medium List 2" w:uiPriority="66"/>
-    <w:lsdException w:name="Medium Grid 1" w:uiPriority="67"/>
-    <w:lsdException w:name="Medium Grid 2" w:uiPriority="68"/>
-    <w:lsdException w:name="Medium Grid 3" w:uiPriority="69"/>
-    <w:lsdException w:name="Dark List" w:uiPriority="70"/>
-    <w:lsdException w:name="Colorful Shading" w:uiPriority="71"/>
-    <w:lsdException w:name="Colorful List" w:uiPriority="72"/>
-    <w:lsdException w:name="Colorful Grid" w:uiPriority="73"/>
-    <w:lsdException w:name="Light Shading Accent 1" w:uiPriority="60"/>
-    <w:lsdException w:name="Light List Accent 1" w:uiPriority="61"/>
-    <w:lsdException w:name="Light Grid Accent 1" w:uiPriority="62"/>
-    <w:lsdException w:name="Medium Shading 1 Accent 1" w:uiPriority="63"/>
-    <w:lsdException w:name="Medium Shading 2 Accent 1" w:uiPriority="64"/>
-    <w:lsdException w:name="Medium List 1 Accent 1" w:uiPriority="65"/>
-    <w:lsdException w:name="Revision" w:semiHidden="1"/>
-    <w:lsdException w:name="List Paragraph" w:uiPriority="34" w:qFormat="1"/>
-    <w:lsdException w:name="Quote" w:uiPriority="29" w:qFormat="1"/>
-    <w:lsdException w:name="Intense Quote" w:uiPriority="30" w:qFormat="1"/>
-    <w:lsdException w:name="Medium List 2 Accent 1" w:uiPriority="66"/>
-    <w:lsdException w:name="Medium Grid 1 Accent 1" w:uiPriority="67"/>
-    <w:lsdException w:name="Medium Grid 2 Accent 1" w:uiPriority="68"/>
-    <w:lsdException w:name="Medium Grid 3 Accent 1" w:uiPriority="69"/>
-    <w:lsdException w:name="Dark List Accent 1" w:uiPriority="70"/>
-    <w:lsdException w:name="Colorful Shading Accent 1" w:uiPriority="71"/>
-    <w:lsdException w:name="Colorful List Accent 1" w:uiPriority="72"/>
-    <w:lsdException w:name="Colorful Grid Accent 1" w:uiPriority="73"/>
-    <w:lsdException w:name="Light Shading Accent 2" w:uiPriority="60"/>
-    <w:lsdException w:name="Light List Accent 2" w:uiPriority="61"/>
-    <w:lsdException w:name="Light Grid Accent 2" w:uiPriority="62"/>
-    <w:lsdException w:name="Medium Shading 1 Accent 2" w:uiPriority="63"/>
-    <w:lsdException w:name="Medium Shading 2 Accent 2" w:uiPriority="64"/>
-    <w:lsdException w:name="Medium List 1 Accent 2" w:uiPriority="65"/>
-    <w:lsdException w:name="Medium List 2 Accent 2" w:uiPriority="66"/>
-    <w:lsdException w:name="Medium Grid 1 Accent 2" w:uiPriority="67"/>
-    <w:lsdException w:name="Medium Grid 2 Accent 2" w:uiPriority="68"/>
-    <w:lsdException w:name="Medium Grid 3 Accent 2" w:uiPriority="69"/>
-    <w:lsdException w:name="Dark List Accent 2" w:uiPriority="70"/>
-    <w:lsdException w:name="Colorful Shading Accent 2" w:uiPriority="71"/>
-    <w:lsdException w:name="Colorful List Accent 2" w:uiPriority="72"/>
-    <w:lsdException w:name="Colorful Grid Accent 2" w:uiPriority="73"/>
-    <w:lsdException w:name="Light Shading Accent 3" w:uiPriority="60"/>
-    <w:lsdException w:name="Light List Accent 3" w:uiPriority="61"/>
-    <w:lsdException w:name="Light Grid Accent 3" w:uiPriority="62"/>
-    <w:lsdException w:name="Medium Shading 1 Accent 3" w:uiPriority="63"/>
-    <w:lsdException w:name="Medium Shading 2 Accent 3" w:uiPriority="64"/>
-    <w:lsdException w:name="Medium List 1 Accent 3" w:uiPriority="65"/>
-    <w:lsdException w:name="Medium List 2 Accent 3" w:uiPriority="66"/>
-    <w:lsdException w:name="Medium Grid 1 Accent 3" w:uiPriority="67"/>
-    <w:lsdException w:name="Medium Grid 2 Accent 3" w:uiPriority="68"/>
-    <w:lsdException w:name="Medium Grid 3 Accent 3" w:uiPriority="69"/>
-    <w:lsdException w:name="Dark List Accent 3" w:uiPriority="70"/>
-    <w:lsdException w:name="Colorful Shading Accent 3" w:uiPriority="71"/>
-    <w:lsdException w:name="Colorful List Accent 3" w:uiPriority="72"/>
-    <w:lsdException w:name="Colorful Grid Accent 3" w:uiPriority="73"/>
-    <w:lsdException w:name="Light Shading Accent 4" w:uiPriority="60"/>
-    <w:lsdException w:name="Light List Accent 4" w:uiPriority="61"/>
-    <w:lsdException w:name="Light Grid Accent 4" w:uiPriority="62"/>
-    <w:lsdException w:name="Medium Shading 1 Accent 4" w:uiPriority="63"/>
-    <w:lsdException w:name="Medium Shading 2 Accent 4" w:uiPriority="64"/>
-    <w:lsdException w:name="Medium List 1 Accent 4" w:uiPriority="65"/>
-    <w:lsdException w:name="Medium List 2 Accent 4" w:uiPriority="66"/>
-    <w:lsdException w:name="Medium Grid 1 Accent 4" w:uiPriority="67"/>
-    <w:lsdException w:name="Medium Grid 2 Accent 4" w:uiPriority="68"/>
-    <w:lsdException w:name="Medium Grid 3 Accent 4" w:uiPriority="69"/>
-    <w:lsdException w:name="Dark List Accent 4" w:uiPriority="70"/>
-    <w:lsdException w:name="Colorful Shading Accent 4" w:uiPriority="71"/>
-    <w:lsdException w:name="Colorful List Accent 4" w:uiPriority="72"/>
-    <w:lsdException w:name="Colorful Grid Accent 4" w:uiPriority="73"/>
-    <w:lsdException w:name="Light Shading Accent 5" w:uiPriority="60"/>
-    <w:lsdException w:name="Light List Accent 5" w:uiPriority="61"/>
-    <w:lsdException w:name="Light Grid Accent 5" w:uiPriority="62"/>
-    <w:lsdException w:name="Medium Shading 1 Accent 5" w:uiPriority="63"/>
-    <w:lsdException w:name="Medium Shading 2 Accent 5" w:uiPriority="64"/>
-    <w:lsdException w:name="Medium List 1 Accent 5" w:uiPriority="65"/>
-    <w:lsdException w:name="Medium List 2 Accent 5" w:uiPriority="66"/>
-    <w:lsdException w:name="Medium Grid 1 Accent 5" w:uiPriority="67"/>
-    <w:lsdException w:name="Medium Grid 2 Accent 5" w:uiPriority="68"/>
-    <w:lsdException w:name="Medium Grid 3 Accent 5" w:uiPriority="69"/>
-    <w:lsdException w:name="Dark List Accent 5" w:uiPriority="70"/>
-    <w:lsdException w:name="Colorful Shading Accent 5" w:uiPriority="71"/>
-    <w:lsdException w:name="Colorful List Accent 5" w:uiPriority="72"/>
-    <w:lsdException w:name="Colorful Grid Accent 5" w:uiPriority="73"/>
-    <w:lsdException w:name="Light Shading Accent 6" w:uiPriority="60"/>
-    <w:lsdException w:name="Light List Accent 6" w:uiPriority="61"/>
-    <w:lsdException w:name="Light Grid Accent 6" w:uiPriority="62"/>
-    <w:lsdException w:name="Medium Shading 1 Accent 6" w:uiPriority="63"/>
-    <w:lsdException w:name="Medium Shading 2 Accent 6" w:uiPriority="64"/>
-    <w:lsdException w:name="Medium List 1 Accent 6" w:uiPriority="65"/>
-    <w:lsdException w:name="Medium List 2 Accent 6" w:uiPriority="66"/>
-    <w:lsdException w:name="Medium Grid 1 Accent 6" w:uiPriority="67"/>
-    <w:lsdException w:name="Medium Grid 2 Accent 6" w:uiPriority="68"/>
-    <w:lsdException w:name="Medium Grid 3 Accent 6" w:uiPriority="69"/>
-    <w:lsdException w:name="Dark List Accent 6" w:uiPriority="70"/>
-    <w:lsdException w:name="Colorful Shading Accent 6" w:uiPriority="71"/>
-    <w:lsdException w:name="Colorful List Accent 6" w:uiPriority="72"/>
-    <w:lsdException w:name="Colorful Grid Accent 6" w:uiPriority="73"/>
-    <w:lsdException w:name="Subtle Emphasis" w:uiPriority="19" w:qFormat="1"/>
-    <w:lsdException w:name="Intense Emphasis" w:uiPriority="21" w:qFormat="1"/>
-    <w:lsdException w:name="Subtle Reference" w:uiPriority="31" w:qFormat="1"/>
-    <w:lsdException w:name="Intense Reference" w:uiPriority="32" w:qFormat="1"/>
-    <w:lsdException w:name="Book Title" w:uiPriority="33" w:qFormat="1"/>
-    <w:lsdException w:name="Bibliography" w:semiHidden="1" w:uiPriority="37" w:unhideWhenUsed="1"/>
-    <w:lsdException w:name="TOC Heading" w:semiHidden="1" w:uiPriority="39" w:unhideWhenUsed="1" w:qFormat="1"/>
-    <w:lsdException w:name="Plain Table 1" w:uiPriority="41"/>
-    <w:lsdException w:name="Plain Table 2" w:uiPriority="42"/>
-    <w:lsdException w:name="Plain Table 3" w:uiPriority="43"/>
-    <w:lsdException w:name="Plain Table 4" w:uiPriority="44"/>
-    <w:lsdException w:name="Plain Table 5" w:uiPriority="45"/>
-    <w:lsdException w:name="Grid Table Light" w:uiPriority="40"/>
-    <w:lsdException w:name="Grid Table 1 Light" w:uiPriority="46"/>
-    <w:lsdException w:name="Grid Table 2" w:uiPriority="47"/>
-    <w:lsdException w:name="Grid Table 3" w:uiPriority="48"/>
-    <w:lsdException w:name="Grid Table 4" w:uiPriority="49"/>
-    <w:lsdException w:name="Grid Table 5 Dark" w:uiPriority="50"/>
-    <w:lsdException w:name="Grid Table 6 Colorful" w:uiPriority="51"/>
-    <w:lsdException w:name="Grid Table 7 Colorful" w:uiPriority="52"/>
-    <w:lsdException w:name="Grid Table 1 Light Accent 1" w:uiPriority="46"/>
-    <w:lsdException w:name="Grid Table 2 Accent 1" w:uiPriority="47"/>
-    <w:lsdException w:name="Grid Table 3 Accent 1" w:uiPriority="48"/>
-    <w:lsdException w:name="Grid Table 4 Accent 1" w:uiPriority="49"/>
-    <w:lsdException w:name="Grid Table 5 Dark Accent 1" w:uiPriority="50"/>
-    <w:lsdException w:name="Grid Table 6 Colorful Accent 1" w:uiPriority="51"/>
-    <w:lsdException w:name="Grid Table 7 Colorful Accent 1" w:uiPriority="52"/>
-    <w:lsdException w:name="Grid Table 1 Light Accent 2" w:uiPriority="46"/>
-    <w:lsdException w:name="Grid Table 2 Accent 2" w:uiPriority="47"/>
-    <w:lsdException w:name="Grid Table 3 Accent 2" w:uiPriority="48"/>
-    <w:lsdException w:name="Grid Table 4 Accent 2" w:uiPriority="49"/>
-    <w:lsdException w:name="Grid Table 5 Dark Accent 2" w:uiPriority="50"/>
-    <w:lsdException w:name="Grid Table 6 Colorful Accent 2" w:uiPriority="51"/>
-    <w:lsdException w:name="Grid Table 7 Colorful Accent 2" w:uiPriority="52"/>
-    <w:lsdException w:name="Grid Table 1 Light Accent 3" w:uiPriority="46"/>
-    <w:lsdException w:name="Grid Table 2 Accent 3" w:uiPriority="47"/>
-    <w:lsdException w:name="Grid Table 3 Accent 3" w:uiPriority="48"/>
-    <w:lsdException w:name="Grid Table 4 Accent 3" w:uiPriority="49"/>
-    <w:lsdException w:name="Grid Table 5 Dark Accent 3" w:uiPriority="50"/>
-    <w:lsdException w:name="Grid Table 6 Colorful Accent 3" w:uiPriority="51"/>
-    <w:lsdException w:name="Grid Table 7 Colorful Accent 3" w:uiPriority="52"/>
-    <w:lsdException w:name="Grid Table 1 Light Accent 4" w:uiPriority="46"/>
-    <w:lsdException w:name="Grid Table 2 Accent 4" w:uiPriority="47"/>
-    <w:lsdException w:name="Grid Table 3 Accent 4" w:uiPriority="48"/>
-    <w:lsdException w:name="Grid Table 4 Accent 4" w:uiPriority="49"/>
-    <w:lsdException w:name="Grid Table 5 Dark Accent 4" w:uiPriority="50"/>
-    <w:lsdException w:name="Grid Table 6 Colorful Accent 4" w:uiPriority="51"/>
-    <w:lsdException w:name="Grid Table 7 Colorful Accent 4" w:uiPriority="52"/>
-    <w:lsdException w:name="Grid Table 1 Light Accent 5" w:uiPriority="46"/>
-    <w:lsdException w:name="Grid Table 2 Accent 5" w:uiPriority="47"/>
-    <w:lsdException w:name="Grid Table 3 Accent 5" w:uiPriority="48"/>
-    <w:lsdException w:name="Grid Table 4 Accent 5" w:uiPriority="49"/>
-    <w:lsdException w:name="Grid Table 5 Dark Accent 5" w:uiPriority="50"/>
-    <w:lsdException w:name="Grid Table 6 Colorful Accent 5" w:uiPriority="51"/>
-    <w:lsdException w:name="Grid Table 7 Colorful Accent 5" w:uiPriority="52"/>
-    <w:lsdException w:name="Grid Table 1 Light Accent 6" w:uiPriority="46"/>
-    <w:lsdException w:name="Grid Table 2 Accent 6" w:uiPriority="47"/>
-    <w:lsdException w:name="Grid Table 3 Accent 6" w:uiPriority="48"/>
-    <w:lsdException w:name="Grid Table 4 Accent 6" w:uiPriority="49"/>
-    <w:lsdException w:name="Grid Table 5 Dark Accent 6" w:uiPriority="50"/>
-    <w:lsdException w:name="Grid Table 6 Colorful Accent 6" w:uiPriority="51"/>
-    <w:lsdException w:name="Grid Table 7 Colorful Accent 6" w:uiPriority="52"/>
-    <w:lsdException w:name="List Table 1 Light" w:uiPriority="46"/>
-    <w:lsdException w:name="List Table 2" w:uiPriority="47"/>
-    <w:lsdException w:name="List Table 3" w:uiPriority="48"/>
-    <w:lsdException w:name="List Table 4" w:uiPriority="49"/>
-    <w:lsdException w:name="List Table 5 Dark" w:uiPriority="50"/>
-    <w:lsdException w:name="List Table 6 Colorful" w:uiPriority="51"/>
-    <w:lsdException w:name="List Table 7 Colorful" w:uiPriority="52"/>
-    <w:lsdException w:name="List Table 1 Light Accent 1" w:uiPriority="46"/>
-    <w:lsdException w:name="List Table 2 Accent 1" w:uiPriority="47"/>
-    <w:lsdException w:name="List Table 3 Accent 1" w:uiPriority="48"/>
-    <w:lsdException w:name="List Table 4 Accent 1" w:uiPriority="49"/>
-    <w:lsdException w:name="List Table 5 Dark Accent 1" w:uiPriority="50"/>
-    <w:lsdException w:name="List Table 6 Colorful Accent 1" w:uiPriority="51"/>
-    <w:lsdException w:name="List Table 7 Colorful Accent 1" w:uiPriority="52"/>
-    <w:lsdException w:name="List Table 1 Light Accent 2" w:uiPriority="46"/>
-    <w:lsdException w:name="List Table 2 Accent 2" w:uiPriority="47"/>
-    <w:lsdException w:name="List Table 3 Accent 2" w:uiPriority="48"/>
-    <w:lsdException w:name="List Table 4 Accent 2" w:uiPriority="49"/>
-    <w:lsdException w:name="List Table 5 Dark Accent 2" w:uiPriority="50"/>
-    <w:lsdException w:name="List Table 6 Colorful Accent 2" w:uiPriority="51"/>
-    <w:lsdException w:name="List Table 7 Colorful Accent 2" w:uiPriority="52"/>
-    <w:lsdException w:name="List Table 1 Light Accent 3" w:uiPriority="46"/>
-    <w:lsdException w:name="List Table 2 Accent 3" w:uiPriority="47"/>
-    <w:lsdException w:name="List Table 3 Accent 3" w:uiPriority="48"/>
-    <w:lsdException w:name="List Table 4 Accent 3" w:uiPriority="49"/>
-    <w:lsdException w:name="List Table 5 Dark Accent 3" w:uiPriority="50"/>
-    <w:lsdException w:name="List Table 6 Colorful Accent 3" w:uiPriority="51"/>
-    <w:lsdException w:name="List Table 7 Colorful Accent 3" w:uiPriority="52"/>
-    <w:lsdException w:name="List Table 1 Light Accent 4" w:uiPriority="46"/>
-    <w:lsdException w:name="List Table 2 Accent 4" w:uiPriority="47"/>
-    <w:lsdException w:name="List Table 3 Accent 4" w:uiPriority="48"/>
-    <w:lsdException w:name="List Table 4 Accent 4" w:uiPriority="49"/>
-    <w:lsdException w:name="List Table 5 Dark Accent 4" w:uiPriority="50"/>
-    <w:lsdException w:name="List Table 6 Colorful Accent 4" w:uiPriority="51"/>
-    <w:lsdException w:name="List Table 7 Colorful Accent 4" w:uiPriority="52"/>
-    <w:lsdException w:name="List Table 1 Light Accent 5" w:uiPriority="46"/>
-    <w:lsdException w:name="List Table 2 Accent 5" w:uiPriority="47"/>
-    <w:lsdException w:name="List Table 3 Accent 5" w:uiPriority="48"/>
-    <w:lsdException w:name="List Table 4 Accent 5" w:uiPriority="49"/>
-    <w:lsdException w:name="List Table 5 Dark Accent 5" w:uiPriority="50"/>
-    <w:lsdException w:name="List Table 6 Colorful Accent 5" w:uiPriority="51"/>
-    <w:lsdException w:name="List Table 7 Colorful Accent 5" w:uiPriority="52"/>
-    <w:lsdException w:name="List Table 1 Light Accent 6" w:uiPriority="46"/>
-    <w:lsdException w:name="List Table 2 Accent 6" w:uiPriority="47"/>
-    <w:lsdException w:name="List Table 3 Accent 6" w:uiPriority="48"/>
-    <w:lsdException w:name="List Table 4 Accent 6" w:uiPriority="49"/>
-    <w:lsdException w:name="List Table 5 Dark Accent 6" w:uiPriority="50"/>
-    <w:lsdException w:name="List Table 6 Colorful Accent 6" w:uiPriority="51"/>
-    <w:lsdException w:name="List Table 7 Colorful Accent 6" w:uiPriority="52"/>
-    <w:lsdException w:name="Mention" w:semiHidden="1" w:unhideWhenUsed="1"/>
-    <w:lsdException w:name="Smart Hyperlink" w:semiHidden="1" w:unhideWhenUsed="1"/>
-    <w:lsdException w:name="Hashtag" w:semiHidden="1" w:unhideWhenUsed="1"/>
-    <w:lsdException w:name="Unresolved Mention" w:semiHidden="1" w:unhideWhenUsed="1"/>
-    <w:lsdException w:name="Smart Link" w:semiHidden="1" w:unhideWhenUsed="1"/>
+  <w:latentStyles w:defLockedState="0" w:defUIPriority="99" w:defSemiHidden="1" w:defUnhideWhenUsed="1" w:defQFormat="0" w:count="267">
+    <w:lsdException w:name="Normal" w:semiHidden="0" w:uiPriority="0" w:unhideWhenUsed="0" w:qFormat="1"/>
+    <w:lsdException w:name="heading 1" w:semiHidden="0" w:uiPriority="9" w:unhideWhenUsed="0" w:qFormat="1"/>
+    <w:lsdException w:name="heading 2" w:uiPriority="9" w:qFormat="1"/>
+    <w:lsdException w:name="heading 3" w:uiPriority="9" w:qFormat="1"/>
+    <w:lsdException w:name="heading 4" w:uiPriority="9" w:qFormat="1"/>
+    <w:lsdException w:name="heading 5" w:uiPriority="9" w:qFormat="1"/>
+    <w:lsdException w:name="heading 6" w:uiPriority="9" w:qFormat="1"/>
+    <w:lsdException w:name="heading 7" w:uiPriority="9" w:qFormat="1"/>
+    <w:lsdException w:name="heading 8" w:uiPriority="9" w:qFormat="1"/>
+    <w:lsdException w:name="heading 9" w:uiPriority="9" w:qFormat="1"/>
+    <w:lsdException w:name="toc 1" w:uiPriority="39"/>
+    <w:lsdException w:name="toc 2" w:uiPriority="39"/>
+    <w:lsdException w:name="toc 3" w:uiPriority="39"/>
+    <w:lsdException w:name="toc 4" w:uiPriority="39"/>
+    <w:lsdException w:name="toc 5" w:uiPriority="39"/>
+    <w:lsdException w:name="toc 6" w:uiPriority="39"/>
+    <w:lsdException w:name="toc 7" w:uiPriority="39"/>
+    <w:lsdException w:name="toc 8" w:uiPriority="39"/>
+    <w:lsdException w:name="toc 9" w:uiPriority="39"/>
+    <w:lsdException w:name="caption" w:uiPriority="35" w:qFormat="1"/>
+    <w:lsdException w:name="Title" w:semiHidden="0" w:uiPriority="10" w:unhideWhenUsed="0" w:qFormat="1"/>
+    <w:lsdException w:name="Default Paragraph Font" w:uiPriority="1"/>
+    <w:lsdException w:name="Subtitle" w:semiHidden="0" w:uiPriority="11" w:unhideWhenUsed="0" w:qFormat="1"/>
+    <w:lsdException w:name="Strong" w:semiHidden="0" w:uiPriority="22" w:unhideWhenUsed="0" w:qFormat="1"/>
+    <w:lsdException w:name="Emphasis" w:semiHidden="0" w:uiPriority="20" w:unhideWhenUsed="0" w:qFormat="1"/>
+    <w:lsdException w:name="Table Grid" w:semiHidden="0" w:uiPriority="39" w:unhideWhenUsed="0"/>
+    <w:lsdException w:name="Placeholder Text" w:unhideWhenUsed="0"/>
+    <w:lsdException w:name="No Spacing" w:semiHidden="0" w:uiPriority="1" w:unhideWhenUsed="0" w:qFormat="1"/>
+    <w:lsdException w:name="Light Shading" w:semiHidden="0" w:uiPriority="60" w:unhideWhenUsed="0"/>
+    <w:lsdException w:name="Light List" w:semiHidden="0" w:uiPriority="61" w:unhideWhenUsed="0"/>
+    <w:lsdException w:name="Light Grid" w:semiHidden="0" w:uiPriority="62" w:unhideWhenUsed="0"/>
+    <w:lsdException w:name="Medium Shading 1" w:semiHidden="0" w:uiPriority="63" w:unhideWhenUsed="0"/>
+    <w:lsdException w:name="Medium Shading 2" w:semiHidden="0" w:uiPriority="64" w:unhideWhenUsed="0"/>
+    <w:lsdException w:name="Medium List 1" w:semiHidden="0" w:uiPriority="65" w:unhideWhenUsed="0"/>
+    <w:lsdException w:name="Medium List 2" w:semiHidden="0" w:uiPriority="66" w:unhideWhenUsed="0"/>
+    <w:lsdException w:name="Medium Grid 1" w:semiHidden="0" w:uiPriority="67" w:unhideWhenUsed="0"/>
+    <w:lsdException w:name="Medium Grid 2" w:semiHidden="0" w:uiPriority="68" w:unhideWhenUsed="0"/>
+    <w:lsdException w:name="Medium Grid 3" w:semiHidden="0" w:uiPriority="69" w:unhideWhenUsed="0"/>
+    <w:lsdException w:name="Dark List" w:semiHidden="0" w:uiPriority="70" w:unhideWhenUsed="0"/>
+    <w:lsdException w:name="Colorful Shading" w:semiHidden="0" w:uiPriority="71" w:unhideWhenUsed="0"/>
+    <w:lsdException w:name="Colorful List" w:semiHidden="0" w:uiPriority="72" w:unhideWhenUsed="0"/>
+    <w:lsdException w:name="Colorful Grid" w:semiHidden="0" w:uiPriority="73" w:unhideWhenUsed="0"/>
+    <w:lsdException w:name="Light Shading Accent 1" w:semiHidden="0" w:uiPriority="60" w:unhideWhenUsed="0"/>
+    <w:lsdException w:name="Light List Accent 1" w:semiHidden="0" w:uiPriority="61" w:unhideWhenUsed="0"/>
+    <w:lsdException w:name="Light Grid Accent 1" w:semiHidden="0" w:uiPriority="62" w:unhideWhenUsed="0"/>
+    <w:lsdException w:name="Medium Shading 1 Accent 1" w:semiHidden="0" w:uiPriority="63" w:unhideWhenUsed="0"/>
+    <w:lsdException w:name="Medium Shading 2 Accent 1" w:semiHidden="0" w:uiPriority="64" w:unhideWhenUsed="0"/>
+    <w:lsdException w:name="Medium List 1 Accent 1" w:semiHidden="0" w:uiPriority="65" w:unhideWhenUsed="0"/>
+    <w:lsdException w:name="Revision" w:unhideWhenUsed="0"/>
+    <w:lsdException w:name="List Paragraph" w:semiHidden="0" w:uiPriority="34" w:unhideWhenUsed="0" w:qFormat="1"/>
+    <w:lsdException w:name="Quote" w:semiHidden="0" w:uiPriority="29" w:unhideWhenUsed="0" w:qFormat="1"/>
+    <w:lsdException w:name="Intense Quote" w:semiHidden="0" w:uiPriority="30" w:unhideWhenUsed="0" w:qFormat="1"/>
+    <w:lsdException w:name="Medium List 2 Accent 1" w:semiHidden="0" w:uiPriority="66" w:unhideWhenUsed="0"/>
+    <w:lsdException w:name="Medium Grid 1 Accent 1" w:semiHidden="0" w:uiPriority="67" w:unhideWhenUsed="0"/>
+    <w:lsdException w:name="Medium Grid 2 Accent 1" w:semiHidden="0" w:uiPriority="68" w:unhideWhenUsed="0"/>
+    <w:lsdException w:name="Medium Grid 3 Accent 1" w:semiHidden="0" w:uiPriority="69" w:unhideWhenUsed="0"/>
+    <w:lsdException w:name="Dark List Accent 1" w:semiHidden="0" w:uiPriority="70" w:unhideWhenUsed="0"/>
+    <w:lsdException w:name="Colorful Shading Accent 1" w:semiHidden="0" w:uiPriority="71" w:unhideWhenUsed="0"/>
+    <w:lsdException w:name="Colorful List Accent 1" w:semiHidden="0" w:uiPriority="72" w:unhideWhenUsed="0"/>
+    <w:lsdException w:name="Colorful Grid Accent 1" w:semiHidden="0" w:uiPriority="73" w:unhideWhenUsed="0"/>
+    <w:lsdException w:name="Light Shading Accent 2" w:semiHidden="0" w:uiPriority="60" w:unhideWhenUsed="0"/>
+    <w:lsdException w:name="Light List Accent 2" w:semiHidden="0" w:uiPriority="61" w:unhideWhenUsed="0"/>
+    <w:lsdException w:name="Light Grid Accent 2" w:semiHidden="0" w:uiPriority="62" w:unhideWhenUsed="0"/>
+    <w:lsdException w:name="Medium Shading 1 Accent 2" w:semiHidden="0" w:uiPriority="63" w:unhideWhenUsed="0"/>
+    <w:lsdException w:name="Medium Shading 2 Accent 2" w:semiHidden="0" w:uiPriority="64" w:unhideWhenUsed="0"/>
+    <w:lsdException w:name="Medium List 1 Accent 2" w:semiHidden="0" w:uiPriority="65" w:unhideWhenUsed="0"/>
+    <w:lsdException w:name="Medium List 2 Accent 2" w:semiHidden="0" w:uiPriority="66" w:unhideWhenUsed="0"/>
+    <w:lsdException w:name="Medium Grid 1 Accent 2" w:semiHidden="0" w:uiPriority="67" w:unhideWhenUsed="0"/>
+    <w:lsdException w:name="Medium Grid 2 Accent 2" w:semiHidden="0" w:uiPriority="68" w:unhideWhenUsed="0"/>
+    <w:lsdException w:name="Medium Grid 3 Accent 2" w:semiHidden="0" w:uiPriority="69" w:unhideWhenUsed="0"/>
+    <w:lsdException w:name="Dark List Accent 2" w:semiHidden="0" w:uiPriority="70" w:unhideWhenUsed="0"/>
+    <w:lsdException w:name="Colorful Shading Accent 2" w:semiHidden="0" w:uiPriority="71" w:unhideWhenUsed="0"/>
+    <w:lsdException w:name="Colorful List Accent 2" w:semiHidden="0" w:uiPriority="72" w:unhideWhenUsed="0"/>
+    <w:lsdException w:name="Colorful Grid Accent 2" w:semiHidden="0" w:uiPriority="73" w:unhideWhenUsed="0"/>
+    <w:lsdException w:name="Light Shading Accent 3" w:semiHidden="0" w:uiPriority="60" w:unhideWhenUsed="0"/>
+    <w:lsdException w:name="Light List Accent 3" w:semiHidden="0" w:uiPriority="61" w:unhideWhenUsed="0"/>
+    <w:lsdException w:name="Light Grid Accent 3" w:semiHidden="0" w:uiPriority="62" w:unhideWhenUsed="0"/>
+    <w:lsdException w:name="Medium Shading 1 Accent 3" w:semiHidden="0" w:uiPriority="63" w:unhideWhenUsed="0"/>
+    <w:lsdException w:name="Medium Shading 2 Accent 3" w:semiHidden="0" w:uiPriority="64" w:unhideWhenUsed="0"/>
+    <w:lsdException w:name="Medium List 1 Accent 3" w:semiHidden="0" w:uiPriority="65" w:unhideWhenUsed="0"/>
+    <w:lsdException w:name="Medium List 2 Accent 3" w:semiHidden="0" w:uiPriority="66" w:unhideWhenUsed="0"/>
+    <w:lsdException w:name="Medium Grid 1 Accent 3" w:semiHidden="0" w:uiPriority="67" w:unhideWhenUsed="0"/>
+    <w:lsdException w:name="Medium Grid 2 Accent 3" w:semiHidden="0" w:uiPriority="68" w:unhideWhenUsed="0"/>
+    <w:lsdException w:name="Medium Grid 3 Accent 3" w:semiHidden="0" w:uiPriority="69" w:unhideWhenUsed="0"/>
+    <w:lsdException w:name="Dark List Accent 3" w:semiHidden="0" w:uiPriority="70" w:unhideWhenUsed="0"/>
+    <w:lsdException w:name="Colorful Shading Accent 3" w:semiHidden="0" w:uiPriority="71" w:unhideWhenUsed="0"/>
+    <w:lsdException w:name="Colorful List Accent 3" w:semiHidden="0" w:uiPriority="72" w:unhideWhenUsed="0"/>
+    <w:lsdException w:name="Colorful Grid Accent 3" w:semiHidden="0" w:uiPriority="73" w:unhideWhenUsed="0"/>
+    <w:lsdException w:name="Light Shading Accent 4" w:semiHidden="0" w:uiPriority="60" w:unhideWhenUsed="0"/>
+    <w:lsdException w:name="Light List Accent 4" w:semiHidden="0" w:uiPriority="61" w:unhideWhenUsed="0"/>
+    <w:lsdException w:name="Light Grid Accent 4" w:semiHidden="0" w:uiPriority="62" w:unhideWhenUsed="0"/>
+    <w:lsdException w:name="Medium Shading 1 Accent 4" w:semiHidden="0" w:uiPriority="63" w:unhideWhenUsed="0"/>
+    <w:lsdException w:name="Medium Shading 2 Accent 4" w:semiHidden="0" w:uiPriority="64" w:unhideWhenUsed="0"/>
+    <w:lsdException w:name="Medium List 1 Accent 4" w:semiHidden="0" w:uiPriority="65" w:unhideWhenUsed="0"/>
+    <w:lsdException w:name="Medium List 2 Accent 4" w:semiHidden="0" w:uiPriority="66" w:unhideWhenUsed="0"/>
+    <w:lsdException w:name="Medium Grid 1 Accent 4" w:semiHidden="0" w:uiPriority="67" w:unhideWhenUsed="0"/>
+    <w:lsdException w:name="Medium Grid 2 Accent 4" w:semiHidden="0" w:uiPriority="68" w:unhideWhenUsed="0"/>
+    <w:lsdException w:name="Medium Grid 3 Accent 4" w:semiHidden="0" w:uiPriority="69" w:unhideWhenUsed="0"/>
+    <w:lsdException w:name="Dark List Accent 4" w:semiHidden="0" w:uiPriority="70" w:unhideWhenUsed="0"/>
+    <w:lsdException w:name="Colorful Shading Accent 4" w:semiHidden="0" w:uiPriority="71" w:unhideWhenUsed="0"/>
+    <w:lsdException w:name="Colorful List Accent 4" w:semiHidden="0" w:uiPriority="72" w:unhideWhenUsed="0"/>
+    <w:lsdException w:name="Colorful Grid Accent 4" w:semiHidden="0" w:uiPriority="73" w:unhideWhenUsed="0"/>
+    <w:lsdException w:name="Light Shading Accent 5" w:semiHidden="0" w:uiPriority="60" w:unhideWhenUsed="0"/>
+    <w:lsdException w:name="Light List Accent 5" w:semiHidden="0" w:uiPriority="61" w:unhideWhenUsed="0"/>
+    <w:lsdException w:name="Light Grid Accent 5" w:semiHidden="0" w:uiPriority="62" w:unhideWhenUsed="0"/>
+    <w:lsdException w:name="Medium Shading 1 Accent 5" w:semiHidden="0" w:uiPriority="63" w:unhideWhenUsed="0"/>
+    <w:lsdException w:name="Medium Shading 2 Accent 5" w:semiHidden="0" w:uiPriority="64" w:unhideWhenUsed="0"/>
+    <w:lsdException w:name="Medium List 1 Accent 5" w:semiHidden="0" w:uiPriority="65" w:unhideWhenUsed="0"/>
+    <w:lsdException w:name="Medium List 2 Accent 5" w:semiHidden="0" w:uiPriority="66" w:unhideWhenUsed="0"/>
+    <w:lsdException w:name="Medium Grid 1 Accent 5" w:semiHidden="0" w:uiPriority="67" w:unhideWhenUsed="0"/>
+    <w:lsdException w:name="Medium Grid 2 Accent 5" w:semiHidden="0" w:uiPriority="68" w:unhideWhenUsed="0"/>
+    <w:lsdException w:name="Medium Grid 3 Accent 5" w:semiHidden="0" w:uiPriority="69" w:unhideWhenUsed="0"/>
+    <w:lsdException w:name="Dark List Accent 5" w:semiHidden="0" w:uiPriority="70" w:unhideWhenUsed="0"/>
+    <w:lsdException w:name="Colorful Shading Accent 5" w:semiHidden="0" w:uiPriority="71" w:unhideWhenUsed="0"/>
+    <w:lsdException w:name="Colorful List Accent 5" w:semiHidden="0" w:uiPriority="72" w:unhideWhenUsed="0"/>
+    <w:lsdException w:name="Colorful Grid Accent 5" w:semiHidden="0" w:uiPriority="73" w:unhideWhenUsed="0"/>
+    <w:lsdException w:name="Light Shading Accent 6" w:semiHidden="0" w:uiPriority="60" w:unhideWhenUsed="0"/>
+    <w:lsdException w:name="Light List Accent 6" w:semiHidden="0" w:uiPriority="61" w:unhideWhenUsed="0"/>
+    <w:lsdException w:name="Light Grid Accent 6" w:semiHidden="0" w:uiPriority="62" w:unhideWhenUsed="0"/>
+    <w:lsdException w:name="Medium Shading 1 Accent 6" w:semiHidden="0" w:uiPriority="63" w:unhideWhenUsed="0"/>
+    <w:lsdException w:name="Medium Shading 2 Accent 6" w:semiHidden="0" w:uiPriority="64" w:unhideWhenUsed="0"/>
+    <w:lsdException w:name="Medium List 1 Accent 6" w:semiHidden="0" w:uiPriority="65" w:unhideWhenUsed="0"/>
+    <w:lsdException w:name="Medium List 2 Accent 6" w:semiHidden="0" w:uiPriority="66" w:unhideWhenUsed="0"/>
+    <w:lsdException w:name="Medium Grid 1 Accent 6" w:semiHidden="0" w:uiPriority="67" w:unhideWhenUsed="0"/>
+    <w:lsdException w:name="Medium Grid 2 Accent 6" w:semiHidden="0" w:uiPriority="68" w:unhideWhenUsed="0"/>
+    <w:lsdException w:name="Medium Grid 3 Accent 6" w:semiHidden="0" w:uiPriority="69" w:unhideWhenUsed="0"/>
+    <w:lsdException w:name="Dark List Accent 6" w:semiHidden="0" w:uiPriority="70" w:unhideWhenUsed="0"/>
+    <w:lsdException w:name="Colorful Shading Accent 6" w:semiHidden="0" w:uiPriority="71" w:unhideWhenUsed="0"/>
+    <w:lsdException w:name="Colorful List Accent 6" w:semiHidden="0" w:uiPriority="72" w:unhideWhenUsed="0"/>
+    <w:lsdException w:name="Colorful Grid Accent 6" w:semiHidden="0" w:uiPriority="73" w:unhideWhenUsed="0"/>
+    <w:lsdException w:name="Subtle Emphasis" w:semiHidden="0" w:uiPriority="19" w:unhideWhenUsed="0" w:qFormat="1"/>
+    <w:lsdException w:name="Intense Emphasis" w:semiHidden="0" w:uiPriority="21" w:unhideWhenUsed="0" w:qFormat="1"/>
+    <w:lsdException w:name="Subtle Reference" w:semiHidden="0" w:uiPriority="31" w:unhideWhenUsed="0" w:qFormat="1"/>
+    <w:lsdException w:name="Intense Reference" w:semiHidden="0" w:uiPriority="32" w:unhideWhenUsed="0" w:qFormat="1"/>
+    <w:lsdException w:name="Book Title" w:semiHidden="0" w:uiPriority="33" w:unhideWhenUsed="0" w:qFormat="1"/>
+    <w:lsdException w:name="Bibliography" w:uiPriority="37"/>
+    <w:lsdException w:name="TOC Heading" w:uiPriority="39" w:qFormat="1"/>
+  </w:latentStyles>
+  <w:style w:type="paragraph" w:default="1" w:styleId="a">
+    <w:name w:val="Normal"/>
+    <w:qFormat/>
+    <w:rsid w:val="005F7C02"/>
+    <w:pPr>
+      <w:widowControl w:val="0"/>
+    </w:pPr>
+    <w:rPr>
+      <w:szCs w:val="22"/>
+    </w:rPr>
+  </w:style>
+  <w:style w:type="character" w:default="1" w:styleId="a0">
+    <w:name w:val="Default Paragraph Font"/>
+    <w:uiPriority w:val="1"/>
+    <w:semiHidden/>
+    <w:unhideWhenUsed/>
+  </w:style>
+  <w:style w:type="table" w:default="1" w:styleId="a1">
+    <w:name w:val="Normal Table"/>
+    <w:uiPriority w:val="99"/>
+    <w:semiHidden/>
+    <w:unhideWhenUsed/>
+    <w:tblPr>
+      <w:tblInd w:w="0" w:type="dxa"/>
+      <w:tblCellMar>
+        <w:top w:w="0" w:type="dxa"/>
+        <w:left w:w="108" w:type="dxa"/>
+        <w:bottom w:w="0" w:type="dxa"/>
+        <w:right w:w="108" w:type="dxa"/>
+      </w:tblCellMar>
+    </w:tblPr>
+  </w:style>
+  <w:style w:type="numbering" w:default="1" w:styleId="a2">
+    <w:name w:val="No List"/>
+    <w:uiPriority w:val="99"/>
+    <w:semiHidden/>
+    <w:unhideWhenUsed/>
+  </w:style>
+  <w:style w:type="table" w:styleId="a3">
+    <w:name w:val="Table Grid"/>
+    <w:basedOn w:val="a1"/>
+    <w:uiPriority w:val="39"/>
+    <w:rsid w:val="005F7C02"/>
+    <w:tblPr>
+      <w:tblBorders>
+        <w:top w:val="single" w:sz="4" w:space="0" w:color="auto"/>
+        <w:left w:val="single" w:sz="4" w:space="0" w:color="auto"/>
+        <w:bottom w:val="single" w:sz="4" w:space="0" w:color="auto"/>
+        <w:right w:val="single" w:sz="4" w:space="0" w:color="auto"/>
+        <w:insideH w:val="single" w:sz="4" w:space="0" w:color="auto"/>
+        <w:insideV w:val="single" w:sz="4" w:space="0" w:color="auto"/>
+      </w:tblBorders>
+    </w:tblPr>
+  </w:style>
+  <w:style w:type="paragraph" w:styleId="a4">
+    <w:name w:val="List Paragraph"/>
+    <w:basedOn w:val="a"/>
+    <w:uiPriority w:val="34"/>
+    <w:qFormat/>
+    <w:rsid w:val="005F7C02"/>
+    <w:pPr>
+      <w:ind w:leftChars="200" w:left="480"/>
+    </w:pPr>
+  </w:style>
+  <w:style w:type="paragraph" w:styleId="a5">
+    <w:name w:val="header"/>
+    <w:basedOn w:val="a"/>
+    <w:link w:val="a6"/>
+    <w:uiPriority w:val="99"/>
+    <w:unhideWhenUsed/>
+    <w:rsid w:val="003079DF"/>
+    <w:pPr>
+      <w:tabs>
+        <w:tab w:val="center" w:pos="4153"/>
+        <w:tab w:val="right" w:pos="8306"/>
+      </w:tabs>
+      <w:snapToGrid w:val="0"/>
+    </w:pPr>
+    <w:rPr>
+      <w:sz w:val="20"/>
+      <w:szCs w:val="20"/>
+    </w:rPr>
+  </w:style>
+  <w:style w:type="character" w:customStyle="1" w:styleId="a6">
+    <w:name w:val="頁首 字元"/>
+    <w:basedOn w:val="a0"/>
+    <w:link w:val="a5"/>
+    <w:uiPriority w:val="99"/>
+    <w:rsid w:val="003079DF"/>
+    <w:rPr>
+      <w:sz w:val="20"/>
+      <w:szCs w:val="20"/>
+    </w:rPr>
+  </w:style>
+  <w:style w:type="paragraph" w:styleId="a7">
+    <w:name w:val="footer"/>
+    <w:basedOn w:val="a"/>
+    <w:link w:val="a8"/>
+    <w:uiPriority w:val="99"/>
+    <w:unhideWhenUsed/>
+    <w:rsid w:val="003079DF"/>
+    <w:pPr>
+      <w:tabs>
+        <w:tab w:val="center" w:pos="4153"/>
+        <w:tab w:val="right" w:pos="8306"/>
+      </w:tabs>
+      <w:snapToGrid w:val="0"/>
+    </w:pPr>
+    <w:rPr>
+      <w:sz w:val="20"/>
+      <w:szCs w:val="20"/>
+    </w:rPr>
+  </w:style>
+  <w:style w:type="character" w:customStyle="1" w:styleId="a8">
+    <w:name w:val="頁尾 字元"/>
+    <w:basedOn w:val="a0"/>
+    <w:link w:val="a7"/>
+    <w:uiPriority w:val="99"/>
+    <w:rsid w:val="003079DF"/>
+    <w:rPr>
+      <w:sz w:val="20"/>
+      <w:szCs w:val="20"/>
+    </w:rPr>
+  </w:style>
+  <w:style w:type="character" w:styleId="a9">
+    <w:name w:val="annotation reference"/>
+    <w:basedOn w:val="a0"/>
+    <w:uiPriority w:val="99"/>
+    <w:semiHidden/>
+    <w:unhideWhenUsed/>
+    <w:rsid w:val="00EA04B0"/>
+    <w:rPr>
+      <w:sz w:val="18"/>
+      <w:szCs w:val="18"/>
+    </w:rPr>
+  </w:style>
+  <w:style w:type="paragraph" w:styleId="aa">
+    <w:name w:val="annotation text"/>
+    <w:basedOn w:val="a"/>
+    <w:link w:val="ab"/>
+    <w:uiPriority w:val="99"/>
+    <w:semiHidden/>
+    <w:unhideWhenUsed/>
+    <w:rsid w:val="00EA04B0"/>
+  </w:style>
+  <w:style w:type="character" w:customStyle="1" w:styleId="ab">
+    <w:name w:val="註解文字 字元"/>
+    <w:basedOn w:val="a0"/>
+    <w:link w:val="aa"/>
+    <w:uiPriority w:val="99"/>
+    <w:semiHidden/>
+    <w:rsid w:val="00EA04B0"/>
+    <w:rPr>
+      <w:szCs w:val="22"/>
+    </w:rPr>
+  </w:style>
+  <w:style w:type="paragraph" w:styleId="ac">
+    <w:name w:val="annotation subject"/>
+    <w:basedOn w:val="aa"/>
+    <w:next w:val="aa"/>
+    <w:link w:val="ad"/>
+    <w:uiPriority w:val="99"/>
+    <w:semiHidden/>
+    <w:unhideWhenUsed/>
+    <w:rsid w:val="00EA04B0"/>
+    <w:rPr>
+      <w:b/>
+      <w:bCs/>
+    </w:rPr>
+  </w:style>
+  <w:style w:type="character" w:customStyle="1" w:styleId="ad">
+    <w:name w:val="註解主旨 字元"/>
+    <w:basedOn w:val="ab"/>
+    <w:link w:val="ac"/>
+    <w:uiPriority w:val="99"/>
+    <w:semiHidden/>
+    <w:rsid w:val="00EA04B0"/>
+    <w:rPr>
+      <w:b/>
+      <w:bCs/>
+      <w:szCs w:val="22"/>
+    </w:rPr>
+  </w:style>
+  <w:style w:type="character" w:customStyle="1" w:styleId="normaltextrun">
+    <w:name w:val="normaltextrun"/>
+    <w:basedOn w:val="a0"/>
+    <w:rsid w:val="005137A5"/>
+  </w:style>
+</w:styles>
+</file>
+
+<file path=word/stylesWithEffects.xml><?xml version="1.0" encoding="utf-8"?>
+<w:styles xmlns:wpc="http://schemas.microsoft.com/office/word/2010/wordprocessingCanvas" xmlns:mc="http://schemas.openxmlformats.org/markup-compatibility/2006" xmlns:o="urn:schemas-microsoft-com:office:office" xmlns:r="http://schemas.openxmlformats.org/officeDocument/2006/relationships" xmlns:m="http://schemas.openxmlformats.org/officeDocument/2006/math" xmlns:v="urn:schemas-microsoft-com:vml" xmlns:wp14="http://schemas.microsoft.com/office/word/2010/wordprocessingDrawing" xmlns:wp="http://schemas.openxmlformats.org/drawingml/2006/wordprocessingDrawing" xmlns:w10="urn:schemas-microsoft-com:office:word" xmlns:w="http://schemas.openxmlformats.org/wordprocessingml/2006/main" xmlns:w14="http://schemas.microsoft.com/office/word/2010/wordml" xmlns:wpg="http://schemas.microsoft.com/office/word/2010/wordprocessingGroup" xmlns:wpi="http://schemas.microsoft.com/office/word/2010/wordprocessingInk" xmlns:wne="http://schemas.microsoft.com/office/word/2006/wordml" xmlns:wps="http://schemas.microsoft.com/office/word/2010/wordprocessingShape" mc:Ignorable="w14 wp14">
+  <w:docDefaults>
+    <w:rPrDefault>
+      <w:rPr>
+        <w:rFonts w:asciiTheme="minorHAnsi" w:eastAsiaTheme="minorEastAsia" w:hAnsiTheme="minorHAnsi" w:cstheme="minorBidi"/>
+        <w:kern w:val="2"/>
+        <w:sz w:val="24"/>
+        <w:szCs w:val="24"/>
+        <w:lang w:val="en-US" w:eastAsia="zh-TW" w:bidi="ar-SA"/>
+      </w:rPr>
+    </w:rPrDefault>
+    <w:pPrDefault/>
+  </w:docDefaults>
+  <w:latentStyles w:defLockedState="0" w:defUIPriority="99" w:defSemiHidden="1" w:defUnhideWhenUsed="1" w:defQFormat="0" w:count="267">
+    <w:lsdException w:name="Normal" w:semiHidden="0" w:uiPriority="0" w:unhideWhenUsed="0" w:qFormat="1"/>
+    <w:lsdException w:name="heading 1" w:semiHidden="0" w:uiPriority="9" w:unhideWhenUsed="0" w:qFormat="1"/>
+    <w:lsdException w:name="heading 2" w:uiPriority="9" w:qFormat="1"/>
+    <w:lsdException w:name="heading 3" w:uiPriority="9" w:qFormat="1"/>
+    <w:lsdException w:name="heading 4" w:uiPriority="9" w:qFormat="1"/>
+    <w:lsdException w:name="heading 5" w:uiPriority="9" w:qFormat="1"/>
+    <w:lsdException w:name="heading 6" w:uiPriority="9" w:qFormat="1"/>
+    <w:lsdException w:name="heading 7" w:uiPriority="9" w:qFormat="1"/>
+    <w:lsdException w:name="heading 8" w:uiPriority="9" w:qFormat="1"/>
+    <w:lsdException w:name="heading 9" w:uiPriority="9" w:qFormat="1"/>
+    <w:lsdException w:name="toc 1" w:uiPriority="39"/>
+    <w:lsdException w:name="toc 2" w:uiPriority="39"/>
+    <w:lsdException w:name="toc 3" w:uiPriority="39"/>
+    <w:lsdException w:name="toc 4" w:uiPriority="39"/>
+    <w:lsdException w:name="toc 5" w:uiPriority="39"/>
+    <w:lsdException w:name="toc 6" w:uiPriority="39"/>
+    <w:lsdException w:name="toc 7" w:uiPriority="39"/>
+    <w:lsdException w:name="toc 8" w:uiPriority="39"/>
+    <w:lsdException w:name="toc 9" w:uiPriority="39"/>
+    <w:lsdException w:name="caption" w:uiPriority="35" w:qFormat="1"/>
+    <w:lsdException w:name="Title" w:semiHidden="0" w:uiPriority="10" w:unhideWhenUsed="0" w:qFormat="1"/>
+    <w:lsdException w:name="Default Paragraph Font" w:uiPriority="1"/>
+    <w:lsdException w:name="Subtitle" w:semiHidden="0" w:uiPriority="11" w:unhideWhenUsed="0" w:qFormat="1"/>
+    <w:lsdException w:name="Strong" w:semiHidden="0" w:uiPriority="22" w:unhideWhenUsed="0" w:qFormat="1"/>
+    <w:lsdException w:name="Emphasis" w:semiHidden="0" w:uiPriority="20" w:unhideWhenUsed="0" w:qFormat="1"/>
+    <w:lsdException w:name="Table Grid" w:semiHidden="0" w:uiPriority="39" w:unhideWhenUsed="0"/>
+    <w:lsdException w:name="Placeholder Text" w:unhideWhenUsed="0"/>
+    <w:lsdException w:name="No Spacing" w:semiHidden="0" w:uiPriority="1" w:unhideWhenUsed="0" w:qFormat="1"/>
+    <w:lsdException w:name="Light Shading" w:semiHidden="0" w:uiPriority="60" w:unhideWhenUsed="0"/>
+    <w:lsdException w:name="Light List" w:semiHidden="0" w:uiPriority="61" w:unhideWhenUsed="0"/>
+    <w:lsdException w:name="Light Grid" w:semiHidden="0" w:uiPriority="62" w:unhideWhenUsed="0"/>
+    <w:lsdException w:name="Medium Shading 1" w:semiHidden="0" w:uiPriority="63" w:unhideWhenUsed="0"/>
+    <w:lsdException w:name="Medium Shading 2" w:semiHidden="0" w:uiPriority="64" w:unhideWhenUsed="0"/>
+    <w:lsdException w:name="Medium List 1" w:semiHidden="0" w:uiPriority="65" w:unhideWhenUsed="0"/>
+    <w:lsdException w:name="Medium List 2" w:semiHidden="0" w:uiPriority="66" w:unhideWhenUsed="0"/>
+    <w:lsdException w:name="Medium Grid 1" w:semiHidden="0" w:uiPriority="67" w:unhideWhenUsed="0"/>
+    <w:lsdException w:name="Medium Grid 2" w:semiHidden="0" w:uiPriority="68" w:unhideWhenUsed="0"/>
+    <w:lsdException w:name="Medium Grid 3" w:semiHidden="0" w:uiPriority="69" w:unhideWhenUsed="0"/>
+    <w:lsdException w:name="Dark List" w:semiHidden="0" w:uiPriority="70" w:unhideWhenUsed="0"/>
+    <w:lsdException w:name="Colorful Shading" w:semiHidden="0" w:uiPriority="71" w:unhideWhenUsed="0"/>
+    <w:lsdException w:name="Colorful List" w:semiHidden="0" w:uiPriority="72" w:unhideWhenUsed="0"/>
+    <w:lsdException w:name="Colorful Grid" w:semiHidden="0" w:uiPriority="73" w:unhideWhenUsed="0"/>
+    <w:lsdException w:name="Light Shading Accent 1" w:semiHidden="0" w:uiPriority="60" w:unhideWhenUsed="0"/>
+    <w:lsdException w:name="Light List Accent 1" w:semiHidden="0" w:uiPriority="61" w:unhideWhenUsed="0"/>
+    <w:lsdException w:name="Light Grid Accent 1" w:semiHidden="0" w:uiPriority="62" w:unhideWhenUsed="0"/>
+    <w:lsdException w:name="Medium Shading 1 Accent 1" w:semiHidden="0" w:uiPriority="63" w:unhideWhenUsed="0"/>
+    <w:lsdException w:name="Medium Shading 2 Accent 1" w:semiHidden="0" w:uiPriority="64" w:unhideWhenUsed="0"/>
+    <w:lsdException w:name="Medium List 1 Accent 1" w:semiHidden="0" w:uiPriority="65" w:unhideWhenUsed="0"/>
+    <w:lsdException w:name="Revision" w:unhideWhenUsed="0"/>
+    <w:lsdException w:name="List Paragraph" w:semiHidden="0" w:uiPriority="34" w:unhideWhenUsed="0" w:qFormat="1"/>
+    <w:lsdException w:name="Quote" w:semiHidden="0" w:uiPriority="29" w:unhideWhenUsed="0" w:qFormat="1"/>
+    <w:lsdException w:name="Intense Quote" w:semiHidden="0" w:uiPriority="30" w:unhideWhenUsed="0" w:qFormat="1"/>
+    <w:lsdException w:name="Medium List 2 Accent 1" w:semiHidden="0" w:uiPriority="66" w:unhideWhenUsed="0"/>
+    <w:lsdException w:name="Medium Grid 1 Accent 1" w:semiHidden="0" w:uiPriority="67" w:unhideWhenUsed="0"/>
+    <w:lsdException w:name="Medium Grid 2 Accent 1" w:semiHidden="0" w:uiPriority="68" w:unhideWhenUsed="0"/>
+    <w:lsdException w:name="Medium Grid 3 Accent 1" w:semiHidden="0" w:uiPriority="69" w:unhideWhenUsed="0"/>
+    <w:lsdException w:name="Dark List Accent 1" w:semiHidden="0" w:uiPriority="70" w:unhideWhenUsed="0"/>
+    <w:lsdException w:name="Colorful Shading Accent 1" w:semiHidden="0" w:uiPriority="71" w:unhideWhenUsed="0"/>
+    <w:lsdException w:name="Colorful List Accent 1" w:semiHidden="0" w:uiPriority="72" w:unhideWhenUsed="0"/>
+    <w:lsdException w:name="Colorful Grid Accent 1" w:semiHidden="0" w:uiPriority="73" w:unhideWhenUsed="0"/>
+    <w:lsdException w:name="Light Shading Accent 2" w:semiHidden="0" w:uiPriority="60" w:unhideWhenUsed="0"/>
+    <w:lsdException w:name="Light List Accent 2" w:semiHidden="0" w:uiPriority="61" w:unhideWhenUsed="0"/>
+    <w:lsdException w:name="Light Grid Accent 2" w:semiHidden="0" w:uiPriority="62" w:unhideWhenUsed="0"/>
+    <w:lsdException w:name="Medium Shading 1 Accent 2" w:semiHidden="0" w:uiPriority="63" w:unhideWhenUsed="0"/>
+    <w:lsdException w:name="Medium Shading 2 Accent 2" w:semiHidden="0" w:uiPriority="64" w:unhideWhenUsed="0"/>
+    <w:lsdException w:name="Medium List 1 Accent 2" w:semiHidden="0" w:uiPriority="65" w:unhideWhenUsed="0"/>
+    <w:lsdException w:name="Medium List 2 Accent 2" w:semiHidden="0" w:uiPriority="66" w:unhideWhenUsed="0"/>
+    <w:lsdException w:name="Medium Grid 1 Accent 2" w:semiHidden="0" w:uiPriority="67" w:unhideWhenUsed="0"/>
+    <w:lsdException w:name="Medium Grid 2 Accent 2" w:semiHidden="0" w:uiPriority="68" w:unhideWhenUsed="0"/>
+    <w:lsdException w:name="Medium Grid 3 Accent 2" w:semiHidden="0" w:uiPriority="69" w:unhideWhenUsed="0"/>
+    <w:lsdException w:name="Dark List Accent 2" w:semiHidden="0" w:uiPriority="70" w:unhideWhenUsed="0"/>
+    <w:lsdException w:name="Colorful Shading Accent 2" w:semiHidden="0" w:uiPriority="71" w:unhideWhenUsed="0"/>
+    <w:lsdException w:name="Colorful List Accent 2" w:semiHidden="0" w:uiPriority="72" w:unhideWhenUsed="0"/>
+    <w:lsdException w:name="Colorful Grid Accent 2" w:semiHidden="0" w:uiPriority="73" w:unhideWhenUsed="0"/>
+    <w:lsdException w:name="Light Shading Accent 3" w:semiHidden="0" w:uiPriority="60" w:unhideWhenUsed="0"/>
+    <w:lsdException w:name="Light List Accent 3" w:semiHidden="0" w:uiPriority="61" w:unhideWhenUsed="0"/>
+    <w:lsdException w:name="Light Grid Accent 3" w:semiHidden="0" w:uiPriority="62" w:unhideWhenUsed="0"/>
+    <w:lsdException w:name="Medium Shading 1 Accent 3" w:semiHidden="0" w:uiPriority="63" w:unhideWhenUsed="0"/>
+    <w:lsdException w:name="Medium Shading 2 Accent 3" w:semiHidden="0" w:uiPriority="64" w:unhideWhenUsed="0"/>
+    <w:lsdException w:name="Medium List 1 Accent 3" w:semiHidden="0" w:uiPriority="65" w:unhideWhenUsed="0"/>
+    <w:lsdException w:name="Medium List 2 Accent 3" w:semiHidden="0" w:uiPriority="66" w:unhideWhenUsed="0"/>
+    <w:lsdException w:name="Medium Grid 1 Accent 3" w:semiHidden="0" w:uiPriority="67" w:unhideWhenUsed="0"/>
+    <w:lsdException w:name="Medium Grid 2 Accent 3" w:semiHidden="0" w:uiPriority="68" w:unhideWhenUsed="0"/>
+    <w:lsdException w:name="Medium Grid 3 Accent 3" w:semiHidden="0" w:uiPriority="69" w:unhideWhenUsed="0"/>
+    <w:lsdException w:name="Dark List Accent 3" w:semiHidden="0" w:uiPriority="70" w:unhideWhenUsed="0"/>
+    <w:lsdException w:name="Colorful Shading Accent 3" w:semiHidden="0" w:uiPriority="71" w:unhideWhenUsed="0"/>
+    <w:lsdException w:name="Colorful List Accent 3" w:semiHidden="0" w:uiPriority="72" w:unhideWhenUsed="0"/>
+    <w:lsdException w:name="Colorful Grid Accent 3" w:semiHidden="0" w:uiPriority="73" w:unhideWhenUsed="0"/>
+    <w:lsdException w:name="Light Shading Accent 4" w:semiHidden="0" w:uiPriority="60" w:unhideWhenUsed="0"/>
+    <w:lsdException w:name="Light List Accent 4" w:semiHidden="0" w:uiPriority="61" w:unhideWhenUsed="0"/>
+    <w:lsdException w:name="Light Grid Accent 4" w:semiHidden="0" w:uiPriority="62" w:unhideWhenUsed="0"/>
+    <w:lsdException w:name="Medium Shading 1 Accent 4" w:semiHidden="0" w:uiPriority="63" w:unhideWhenUsed="0"/>
+    <w:lsdException w:name="Medium Shading 2 Accent 4" w:semiHidden="0" w:uiPriority="64" w:unhideWhenUsed="0"/>
+    <w:lsdException w:name="Medium List 1 Accent 4" w:semiHidden="0" w:uiPriority="65" w:unhideWhenUsed="0"/>
+    <w:lsdException w:name="Medium List 2 Accent 4" w:semiHidden="0" w:uiPriority="66" w:unhideWhenUsed="0"/>
+    <w:lsdException w:name="Medium Grid 1 Accent 4" w:semiHidden="0" w:uiPriority="67" w:unhideWhenUsed="0"/>
+    <w:lsdException w:name="Medium Grid 2 Accent 4" w:semiHidden="0" w:uiPriority="68" w:unhideWhenUsed="0"/>
+    <w:lsdException w:name="Medium Grid 3 Accent 4" w:semiHidden="0" w:uiPriority="69" w:unhideWhenUsed="0"/>
+    <w:lsdException w:name="Dark List Accent 4" w:semiHidden="0" w:uiPriority="70" w:unhideWhenUsed="0"/>
+    <w:lsdException w:name="Colorful Shading Accent 4" w:semiHidden="0" w:uiPriority="71" w:unhideWhenUsed="0"/>
+    <w:lsdException w:name="Colorful List Accent 4" w:semiHidden="0" w:uiPriority="72" w:unhideWhenUsed="0"/>
+    <w:lsdException w:name="Colorful Grid Accent 4" w:semiHidden="0" w:uiPriority="73" w:unhideWhenUsed="0"/>
+    <w:lsdException w:name="Light Shading Accent 5" w:semiHidden="0" w:uiPriority="60" w:unhideWhenUsed="0"/>
+    <w:lsdException w:name="Light List Accent 5" w:semiHidden="0" w:uiPriority="61" w:unhideWhenUsed="0"/>
+    <w:lsdException w:name="Light Grid Accent 5" w:semiHidden="0" w:uiPriority="62" w:unhideWhenUsed="0"/>
+    <w:lsdException w:name="Medium Shading 1 Accent 5" w:semiHidden="0" w:uiPriority="63" w:unhideWhenUsed="0"/>
+    <w:lsdException w:name="Medium Shading 2 Accent 5" w:semiHidden="0" w:uiPriority="64" w:unhideWhenUsed="0"/>
+    <w:lsdException w:name="Medium List 1 Accent 5" w:semiHidden="0" w:uiPriority="65" w:unhideWhenUsed="0"/>
+    <w:lsdException w:name="Medium List 2 Accent 5" w:semiHidden="0" w:uiPriority="66" w:unhideWhenUsed="0"/>
+    <w:lsdException w:name="Medium Grid 1 Accent 5" w:semiHidden="0" w:uiPriority="67" w:unhideWhenUsed="0"/>
+    <w:lsdException w:name="Medium Grid 2 Accent 5" w:semiHidden="0" w:uiPriority="68" w:unhideWhenUsed="0"/>
+    <w:lsdException w:name="Medium Grid 3 Accent 5" w:semiHidden="0" w:uiPriority="69" w:unhideWhenUsed="0"/>
+    <w:lsdException w:name="Dark List Accent 5" w:semiHidden="0" w:uiPriority="70" w:unhideWhenUsed="0"/>
+    <w:lsdException w:name="Colorful Shading Accent 5" w:semiHidden="0" w:uiPriority="71" w:unhideWhenUsed="0"/>
+    <w:lsdException w:name="Colorful List Accent 5" w:semiHidden="0" w:uiPriority="72" w:unhideWhenUsed="0"/>
+    <w:lsdException w:name="Colorful Grid Accent 5" w:semiHidden="0" w:uiPriority="73" w:unhideWhenUsed="0"/>
+    <w:lsdException w:name="Light Shading Accent 6" w:semiHidden="0" w:uiPriority="60" w:unhideWhenUsed="0"/>
+    <w:lsdException w:name="Light List Accent 6" w:semiHidden="0" w:uiPriority="61" w:unhideWhenUsed="0"/>
+    <w:lsdException w:name="Light Grid Accent 6" w:semiHidden="0" w:uiPriority="62" w:unhideWhenUsed="0"/>
+    <w:lsdException w:name="Medium Shading 1 Accent 6" w:semiHidden="0" w:uiPriority="63" w:unhideWhenUsed="0"/>
+    <w:lsdException w:name="Medium Shading 2 Accent 6" w:semiHidden="0" w:uiPriority="64" w:unhideWhenUsed="0"/>
+    <w:lsdException w:name="Medium List 1 Accent 6" w:semiHidden="0" w:uiPriority="65" w:unhideWhenUsed="0"/>
+    <w:lsdException w:name="Medium List 2 Accent 6" w:semiHidden="0" w:uiPriority="66" w:unhideWhenUsed="0"/>
+    <w:lsdException w:name="Medium Grid 1 Accent 6" w:semiHidden="0" w:uiPriority="67" w:unhideWhenUsed="0"/>
+    <w:lsdException w:name="Medium Grid 2 Accent 6" w:semiHidden="0" w:uiPriority="68" w:unhideWhenUsed="0"/>
+    <w:lsdException w:name="Medium Grid 3 Accent 6" w:semiHidden="0" w:uiPriority="69" w:unhideWhenUsed="0"/>
+    <w:lsdException w:name="Dark List Accent 6" w:semiHidden="0" w:uiPriority="70" w:unhideWhenUsed="0"/>
+    <w:lsdException w:name="Colorful Shading Accent 6" w:semiHidden="0" w:uiPriority="71" w:unhideWhenUsed="0"/>
+    <w:lsdException w:name="Colorful List Accent 6" w:semiHidden="0" w:uiPriority="72" w:unhideWhenUsed="0"/>
+    <w:lsdException w:name="Colorful Grid Accent 6" w:semiHidden="0" w:uiPriority="73" w:unhideWhenUsed="0"/>
+    <w:lsdException w:name="Subtle Emphasis" w:semiHidden="0" w:uiPriority="19" w:unhideWhenUsed="0" w:qFormat="1"/>
+    <w:lsdException w:name="Intense Emphasis" w:semiHidden="0" w:uiPriority="21" w:unhideWhenUsed="0" w:qFormat="1"/>
+    <w:lsdException w:name="Subtle Reference" w:semiHidden="0" w:uiPriority="31" w:unhideWhenUsed="0" w:qFormat="1"/>
+    <w:lsdException w:name="Intense Reference" w:semiHidden="0" w:uiPriority="32" w:unhideWhenUsed="0" w:qFormat="1"/>
+    <w:lsdException w:name="Book Title" w:semiHidden="0" w:uiPriority="33" w:unhideWhenUsed="0" w:qFormat="1"/>
+    <w:lsdException w:name="Bibliography" w:uiPriority="37"/>
+    <w:lsdException w:name="TOC Heading" w:uiPriority="39" w:qFormat="1"/>
   </w:latentStyles>
   <w:style w:type="paragraph" w:default="1" w:styleId="a">
     <w:name w:val="Normal"/>
@@ -11200,7 +11343,7 @@
   <a:extraClrSchemeLst/>
   <a:extLst>
     <a:ext uri="{05A4C25C-085E-4340-85A3-A5531E510DB2}">
-      <thm15:themeFamily xmlns:thm15="http://schemas.microsoft.com/office/thememl/2012/main" name="Office Theme" id="{62F939B6-93AF-4DB8-9C6B-D6C7DFDC589F}" vid="{4A3C46E8-61CC-4603-A589-7422A47A8E4A}"/>
+      <thm15:themeFamily xmlns:thm15="http://schemas.microsoft.com/office/thememl/2012/main" xmlns="" name="Office Theme" id="{62F939B6-93AF-4DB8-9C6B-D6C7DFDC589F}" vid="{4A3C46E8-61CC-4603-A589-7422A47A8E4A}"/>
     </a:ext>
   </a:extLst>
 </a:theme>

--- a/docs/1150419第八屆學界講員班操持細流.docx
+++ b/docs/1150419第八屆學界講員班操持細流.docx
@@ -1926,21 +1926,6 @@
               </w:rPr>
               <w:t xml:space="preserve"> </w:t>
             </w:r>
-            <w:r>
-              <w:rPr>
-                <w:rFonts w:ascii="微軟正黑體" w:eastAsia="微軟正黑體" w:hAnsi="微軟正黑體" w:cstheme="minorHAnsi"/>
-                <w:bdr w:val="single" w:sz="4" w:space="0" w:color="auto"/>
-              </w:rPr>
-              <w:t xml:space="preserve"> </w:t>
-            </w:r>
-            <w:r>
-              <w:rPr>
-                <w:rFonts w:ascii="微軟正黑體" w:eastAsia="微軟正黑體" w:hAnsi="微軟正黑體" w:cstheme="minorHAnsi"/>
-                <w:color w:val="FF0000"/>
-                <w:bdr w:val="single" w:sz="4" w:space="0" w:color="auto"/>
-              </w:rPr>
-              <w:t>請示?</w:t>
-            </w:r>
           </w:p>
           <w:p>
             <w:pPr>
@@ -2074,13 +2059,6 @@
                 <w:rFonts w:ascii="微軟正黑體" w:eastAsia="微軟正黑體" w:hAnsi="微軟正黑體" w:cstheme="minorHAnsi"/>
               </w:rPr>
               <w:t>請示開班。</w:t>
-            </w:r>
-            <w:r>
-              <w:rPr>
-                <w:rFonts w:ascii="微軟正黑體" w:eastAsia="微軟正黑體" w:hAnsi="微軟正黑體" w:cstheme="minorHAnsi"/>
-                <w:color w:val="FF0000"/>
-              </w:rPr>
-              <w:t>毛巾?</w:t>
             </w:r>
           </w:p>
         </w:tc>
@@ -2350,24 +2328,29 @@
             <w:r>
               <w:rPr>
                 <w:rFonts w:ascii="微軟正黑體" w:eastAsia="微軟正黑體" w:hAnsi="微軟正黑體" w:cstheme="minorHAnsi"/>
-                <w:color w:val="FF0000"/>
-              </w:rPr>
-              <w:t>前人就定位時</w:t>
-            </w:r>
-            <w:r>
-              <w:rPr>
-                <w:rFonts w:ascii="微軟正黑體" w:eastAsia="微軟正黑體" w:hAnsi="微軟正黑體" w:cstheme="minorHAnsi"/>
-                <w:color w:val="FF0000"/>
-              </w:rPr>
-              <w:t>?</w:t>
-            </w:r>
-            <w:proofErr w:type="gramStart"/>
+              </w:rPr>
+              <w:t>前人就定位</w:t>
+            </w:r>
+            <w:proofErr w:type="gramStart"/>
+            <w:r>
+              <w:rPr>
+                <w:rFonts w:ascii="微軟正黑體" w:eastAsia="微軟正黑體" w:hAnsi="微軟正黑體" w:cstheme="minorHAnsi"/>
+              </w:rPr>
+              <w:t>時</w:t>
+            </w:r>
             <w:r>
               <w:rPr>
                 <w:rFonts w:ascii="微軟正黑體" w:eastAsia="微軟正黑體" w:hAnsi="微軟正黑體" w:cstheme="minorHAnsi"/>
                 <w:u w:val="single"/>
               </w:rPr>
-              <w:t>純陽聖</w:t>
+              <w:t>純</w:t>
+            </w:r>
+            <w:r>
+              <w:rPr>
+                <w:rFonts w:ascii="微軟正黑體" w:eastAsia="微軟正黑體" w:hAnsi="微軟正黑體" w:cstheme="minorHAnsi"/>
+                <w:u w:val="single"/>
+              </w:rPr>
+              <w:t>陽聖</w:t>
             </w:r>
             <w:proofErr w:type="gramEnd"/>
             <w:r>
@@ -3431,7 +3414,7 @@
               <w:snapToGrid w:val="0"/>
               <w:ind w:firstLineChars="100" w:firstLine="240"/>
               <w:rPr>
-                <w:rFonts w:ascii="微軟正黑體" w:eastAsia="微軟正黑體" w:hAnsi="微軟正黑體" w:cstheme="minorHAnsi"/>
+                <w:rFonts w:ascii="微軟正黑體" w:eastAsia="微軟正黑體" w:hAnsi="微軟正黑體" w:cstheme="minorHAnsi" w:hint="eastAsia"/>
               </w:rPr>
             </w:pPr>
             <w:r>
@@ -3452,6 +3435,66 @@
                 <w:rFonts w:ascii="微軟正黑體" w:eastAsia="微軟正黑體" w:hAnsi="微軟正黑體" w:cstheme="minorHAnsi" w:hint="eastAsia"/>
               </w:rPr>
               <w:t> </w:t>
+            </w:r>
+          </w:p>
+          <w:p>
+            <w:pPr>
+              <w:pStyle w:val="a4"/>
+              <w:snapToGrid w:val="0"/>
+              <w:ind w:firstLineChars="100" w:firstLine="240"/>
+              <w:rPr>
+                <w:rFonts w:ascii="微軟正黑體" w:eastAsia="微軟正黑體" w:hAnsi="微軟正黑體" w:cstheme="minorHAnsi"/>
+              </w:rPr>
+            </w:pPr>
+            <w:r>
+              <w:rPr>
+                <w:rFonts w:ascii="微軟正黑體" w:eastAsia="微軟正黑體" w:hAnsi="微軟正黑體" w:cstheme="minorHAnsi" w:hint="eastAsia"/>
+              </w:rPr>
+              <w:t>*請四</w:t>
+            </w:r>
+            <w:r>
+              <w:rPr>
+                <w:rFonts w:ascii="微軟正黑體" w:eastAsia="微軟正黑體" w:hAnsi="微軟正黑體" w:cstheme="minorHAnsi"/>
+              </w:rPr>
+              <w:t>月壽星：</w:t>
+            </w:r>
+            <w:r>
+              <w:rPr>
+                <w:rFonts w:ascii="微軟正黑體" w:eastAsia="微軟正黑體" w:hAnsi="微軟正黑體" w:cstheme="minorHAnsi" w:hint="eastAsia"/>
+              </w:rPr>
+              <w:t>中部楊忠明學長；南部邱俊翔、陳榮廣學長、楊宜蓁學長，請南部的學長至</w:t>
+            </w:r>
+            <w:r>
+              <w:rPr>
+                <w:rFonts w:ascii="微軟正黑體" w:eastAsia="微軟正黑體" w:hAnsi="微軟正黑體" w:cstheme="minorHAnsi" w:hint="eastAsia"/>
+              </w:rPr>
+              <w:t>操持台集合</w:t>
+            </w:r>
+            <w:r>
+              <w:rPr>
+                <w:rFonts w:ascii="微軟正黑體" w:eastAsia="微軟正黑體" w:hAnsi="微軟正黑體" w:cstheme="minorHAnsi" w:hint="eastAsia"/>
+              </w:rPr>
+              <w:t>，</w:t>
+            </w:r>
+            <w:r>
+              <w:rPr>
+                <w:rFonts w:ascii="微軟正黑體" w:eastAsia="微軟正黑體" w:hAnsi="微軟正黑體" w:cstheme="minorHAnsi" w:hint="eastAsia"/>
+              </w:rPr>
+              <w:t>操持說明慶生流程與邀請帶動</w:t>
+            </w:r>
+            <w:proofErr w:type="gramStart"/>
+            <w:r>
+              <w:rPr>
+                <w:rFonts w:ascii="微軟正黑體" w:eastAsia="微軟正黑體" w:hAnsi="微軟正黑體" w:cstheme="minorHAnsi" w:hint="eastAsia"/>
+              </w:rPr>
+              <w:t>謝餐歌</w:t>
+            </w:r>
+            <w:proofErr w:type="gramEnd"/>
+            <w:r>
+              <w:rPr>
+                <w:rFonts w:ascii="微軟正黑體" w:eastAsia="微軟正黑體" w:hAnsi="微軟正黑體" w:cstheme="minorHAnsi" w:hint="eastAsia"/>
+              </w:rPr>
+              <w:t>。</w:t>
             </w:r>
           </w:p>
         </w:tc>
@@ -3618,114 +3661,6 @@
               <w:t>全體休息或負責指導講師自行調整時間。</w:t>
             </w:r>
           </w:p>
-          <w:p>
-            <w:pPr>
-              <w:snapToGrid w:val="0"/>
-              <w:ind w:leftChars="150" w:left="480" w:hangingChars="50" w:hanging="120"/>
-              <w:rPr>
-                <w:rFonts w:ascii="微軟正黑體" w:eastAsia="微軟正黑體" w:hAnsi="微軟正黑體" w:cstheme="minorHAnsi"/>
-              </w:rPr>
-            </w:pPr>
-            <w:r>
-              <w:rPr>
-                <w:rFonts w:ascii="微軟正黑體" w:eastAsia="微軟正黑體" w:hAnsi="微軟正黑體" w:cstheme="minorHAnsi" w:hint="eastAsia"/>
-              </w:rPr>
-              <w:t>*</w:t>
-            </w:r>
-            <w:r>
-              <w:rPr>
-                <w:rFonts w:ascii="微軟正黑體" w:eastAsia="微軟正黑體" w:hAnsi="微軟正黑體" w:cstheme="minorHAnsi" w:hint="eastAsia"/>
-              </w:rPr>
-              <w:t>請</w:t>
-            </w:r>
-            <w:r>
-              <w:rPr>
-                <w:rFonts w:ascii="微軟正黑體" w:eastAsia="微軟正黑體" w:hAnsi="微軟正黑體" w:cstheme="minorHAnsi" w:hint="eastAsia"/>
-              </w:rPr>
-              <w:t>四</w:t>
-            </w:r>
-            <w:r>
-              <w:rPr>
-                <w:rFonts w:ascii="微軟正黑體" w:eastAsia="微軟正黑體" w:hAnsi="微軟正黑體" w:cstheme="minorHAnsi"/>
-              </w:rPr>
-              <w:t>月壽星：</w:t>
-            </w:r>
-            <w:r>
-              <w:rPr>
-                <w:rFonts w:ascii="微軟正黑體" w:eastAsia="微軟正黑體" w:hAnsi="微軟正黑體" w:cstheme="minorHAnsi" w:hint="eastAsia"/>
-              </w:rPr>
-              <w:t>中部楊忠明學長；</w:t>
-            </w:r>
-            <w:r>
-              <w:rPr>
-                <w:rFonts w:ascii="微軟正黑體" w:eastAsia="微軟正黑體" w:hAnsi="微軟正黑體" w:cstheme="minorHAnsi" w:hint="eastAsia"/>
-              </w:rPr>
-              <w:t>南部</w:t>
-            </w:r>
-            <w:r>
-              <w:rPr>
-                <w:rFonts w:ascii="微軟正黑體" w:eastAsia="微軟正黑體" w:hAnsi="微軟正黑體" w:cstheme="minorHAnsi" w:hint="eastAsia"/>
-              </w:rPr>
-              <w:t>邱俊翔、陳榮廣</w:t>
-            </w:r>
-            <w:r>
-              <w:rPr>
-                <w:rFonts w:ascii="微軟正黑體" w:eastAsia="微軟正黑體" w:hAnsi="微軟正黑體" w:cstheme="minorHAnsi" w:hint="eastAsia"/>
-              </w:rPr>
-              <w:t>學長</w:t>
-            </w:r>
-            <w:r>
-              <w:rPr>
-                <w:rFonts w:ascii="微軟正黑體" w:eastAsia="微軟正黑體" w:hAnsi="微軟正黑體" w:cstheme="minorHAnsi" w:hint="eastAsia"/>
-              </w:rPr>
-              <w:t>、楊宜蓁學長</w:t>
-            </w:r>
-            <w:r>
-              <w:rPr>
-                <w:rFonts w:ascii="微軟正黑體" w:eastAsia="微軟正黑體" w:hAnsi="微軟正黑體" w:cstheme="minorHAnsi" w:hint="eastAsia"/>
-              </w:rPr>
-              <w:t>，請南部的學長至</w:t>
-            </w:r>
-            <w:r>
-              <w:rPr>
-                <w:rFonts w:ascii="微軟正黑體" w:eastAsia="微軟正黑體" w:hAnsi="微軟正黑體" w:cstheme="minorHAnsi" w:hint="eastAsia"/>
-              </w:rPr>
-              <w:t>操持台集合</w:t>
-            </w:r>
-            <w:r>
-              <w:rPr>
-                <w:rFonts w:ascii="微軟正黑體" w:eastAsia="微軟正黑體" w:hAnsi="微軟正黑體" w:cstheme="minorHAnsi" w:hint="eastAsia"/>
-              </w:rPr>
-              <w:t>，</w:t>
-            </w:r>
-            <w:r>
-              <w:rPr>
-                <w:rFonts w:ascii="微軟正黑體" w:eastAsia="微軟正黑體" w:hAnsi="微軟正黑體" w:cstheme="minorHAnsi" w:hint="eastAsia"/>
-              </w:rPr>
-              <w:t>操持說明慶生流程與邀請帶動</w:t>
-            </w:r>
-            <w:proofErr w:type="gramStart"/>
-            <w:r>
-              <w:rPr>
-                <w:rFonts w:ascii="微軟正黑體" w:eastAsia="微軟正黑體" w:hAnsi="微軟正黑體" w:cstheme="minorHAnsi" w:hint="eastAsia"/>
-              </w:rPr>
-              <w:t>謝餐歌</w:t>
-            </w:r>
-            <w:proofErr w:type="gramEnd"/>
-            <w:r>
-              <w:rPr>
-                <w:rFonts w:ascii="微軟正黑體" w:eastAsia="微軟正黑體" w:hAnsi="微軟正黑體" w:cstheme="minorHAnsi" w:hint="eastAsia"/>
-              </w:rPr>
-              <w:t>。</w:t>
-            </w:r>
-            <w:r>
-              <w:rPr>
-                <w:rFonts w:ascii="微軟正黑體" w:eastAsia="微軟正黑體" w:hAnsi="微軟正黑體" w:cstheme="minorHAnsi" w:hint="eastAsia"/>
-                <w:color w:val="FF0000"/>
-              </w:rPr>
-              <w:t>提早布達?</w:t>
-            </w:r>
-          </w:p>
         </w:tc>
       </w:tr>
       <w:tr>
@@ -4546,125 +4481,11 @@
             </w:pPr>
             <w:r>
               <w:rPr>
-                <w:rFonts w:ascii="微軟正黑體" w:eastAsia="微軟正黑體" w:hAnsi="微軟正黑體" w:cstheme="minorHAnsi" w:hint="eastAsia"/>
-              </w:rPr>
-              <w:t>3.</w:t>
-            </w:r>
-            <w:r>
-              <w:rPr>
-                <w:rFonts w:ascii="微軟正黑體" w:eastAsia="微軟正黑體" w:hAnsi="微軟正黑體" w:cs="Segoe UI" w:hint="eastAsia"/>
-                <w:kern w:val="0"/>
-              </w:rPr>
-              <w:t xml:space="preserve"> </w:t>
-            </w:r>
-            <w:r>
-              <w:rPr>
-                <w:rFonts w:ascii="微軟正黑體" w:eastAsia="微軟正黑體" w:hAnsi="微軟正黑體" w:cstheme="minorHAnsi" w:hint="eastAsia"/>
-                <w:bdr w:val="single" w:sz="4" w:space="0" w:color="auto"/>
-              </w:rPr>
-              <w:t>頒證</w:t>
-            </w:r>
-            <w:r>
-              <w:rPr>
-                <w:rFonts w:ascii="微軟正黑體" w:eastAsia="微軟正黑體" w:hAnsi="微軟正黑體" w:cstheme="minorHAnsi" w:hint="eastAsia"/>
-              </w:rPr>
-              <w:t>  </w:t>
-            </w:r>
-          </w:p>
-          <w:p>
-            <w:pPr>
-              <w:snapToGrid w:val="0"/>
-              <w:rPr>
-                <w:rFonts w:ascii="微軟正黑體" w:eastAsia="微軟正黑體" w:hAnsi="微軟正黑體" w:cstheme="minorHAnsi"/>
-              </w:rPr>
-            </w:pPr>
-            <w:r>
-              <w:rPr>
-                <w:rFonts w:ascii="微軟正黑體" w:eastAsia="微軟正黑體" w:hAnsi="微軟正黑體" w:cstheme="minorHAnsi" w:hint="eastAsia"/>
-              </w:rPr>
-              <w:t>頒發結業證書：第七屆學界講員班</w:t>
-            </w:r>
-            <w:r>
-              <w:rPr>
-                <w:rFonts w:ascii="微軟正黑體" w:eastAsia="微軟正黑體" w:hAnsi="微軟正黑體" w:cstheme="minorHAnsi" w:hint="eastAsia"/>
-                <w:b/>
-                <w:bCs/>
-                <w:u w:val="single"/>
-              </w:rPr>
-              <w:t>蘇慈惠</w:t>
-            </w:r>
-            <w:r>
-              <w:rPr>
-                <w:rFonts w:ascii="微軟正黑體" w:eastAsia="微軟正黑體" w:hAnsi="微軟正黑體" w:cstheme="minorHAnsi" w:hint="eastAsia"/>
-                <w:b/>
-                <w:bCs/>
-                <w:u w:val="single"/>
-              </w:rPr>
-              <w:t>學長/</w:t>
-            </w:r>
-            <w:proofErr w:type="gramStart"/>
-            <w:r>
-              <w:rPr>
-                <w:rFonts w:ascii="微軟正黑體" w:eastAsia="微軟正黑體" w:hAnsi="微軟正黑體" w:cstheme="minorHAnsi" w:hint="eastAsia"/>
-                <w:b/>
-                <w:bCs/>
-                <w:u w:val="single"/>
-              </w:rPr>
-              <w:t>林妙襄</w:t>
-            </w:r>
-            <w:r>
-              <w:rPr>
-                <w:rFonts w:ascii="微軟正黑體" w:eastAsia="微軟正黑體" w:hAnsi="微軟正黑體" w:cstheme="minorHAnsi" w:hint="eastAsia"/>
-                <w:b/>
-                <w:bCs/>
-                <w:u w:val="single"/>
-              </w:rPr>
-              <w:t>學長</w:t>
-            </w:r>
-            <w:proofErr w:type="gramEnd"/>
-            <w:r>
-              <w:rPr>
-                <w:rFonts w:ascii="微軟正黑體" w:eastAsia="微軟正黑體" w:hAnsi="微軟正黑體" w:cstheme="minorHAnsi" w:hint="eastAsia"/>
-              </w:rPr>
-              <w:t>已完成必修30學分選修30學分，</w:t>
-            </w:r>
-            <w:r>
-              <w:rPr>
-                <w:rFonts w:ascii="微軟正黑體" w:eastAsia="微軟正黑體" w:hAnsi="微軟正黑體" w:cstheme="minorHAnsi" w:hint="eastAsia"/>
-                <w:b/>
-                <w:bCs/>
-              </w:rPr>
-              <w:t>恭請前人頒發結業證書。</w:t>
-            </w:r>
-            <w:r>
-              <w:rPr>
-                <w:rFonts w:ascii="微軟正黑體" w:eastAsia="微軟正黑體" w:hAnsi="微軟正黑體" w:cstheme="minorHAnsi" w:hint="eastAsia"/>
-              </w:rPr>
-              <w:t> </w:t>
-            </w:r>
-          </w:p>
-          <w:p>
-            <w:pPr>
-              <w:snapToGrid w:val="0"/>
-              <w:rPr>
-                <w:rFonts w:ascii="微軟正黑體" w:eastAsia="微軟正黑體" w:hAnsi="微軟正黑體" w:cstheme="minorHAnsi"/>
-              </w:rPr>
-            </w:pPr>
-          </w:p>
-          <w:p>
-            <w:pPr>
-              <w:snapToGrid w:val="0"/>
-              <w:rPr>
-                <w:rFonts w:ascii="微軟正黑體" w:eastAsia="微軟正黑體" w:hAnsi="微軟正黑體" w:cstheme="minorHAnsi"/>
-              </w:rPr>
-            </w:pPr>
-            <w:r>
-              <w:rPr>
-                <w:rFonts w:ascii="微軟正黑體" w:eastAsia="微軟正黑體" w:hAnsi="微軟正黑體" w:cstheme="minorHAnsi" w:hint="eastAsia"/>
+                <w:rFonts w:ascii="微軟正黑體" w:eastAsia="微軟正黑體" w:hAnsi="微軟正黑體" w:cstheme="minorHAnsi"/>
                 <w:bCs/>
                 <w:szCs w:val="24"/>
               </w:rPr>
-              <w:t>4</w:t>
+              <w:t>3</w:t>
             </w:r>
             <w:r>
               <w:rPr>
@@ -4964,6 +4785,118 @@
               <w:rPr>
                 <w:rFonts w:ascii="微軟正黑體" w:eastAsia="微軟正黑體" w:hAnsi="微軟正黑體" w:cstheme="minorHAnsi"/>
               </w:rPr>
+              <w:t>4</w:t>
+            </w:r>
+            <w:r>
+              <w:rPr>
+                <w:rFonts w:ascii="微軟正黑體" w:eastAsia="微軟正黑體" w:hAnsi="微軟正黑體" w:cstheme="minorHAnsi"/>
+              </w:rPr>
+              <w:t>.</w:t>
+            </w:r>
+            <w:r>
+              <w:rPr>
+                <w:rFonts w:ascii="微軟正黑體" w:eastAsia="微軟正黑體" w:hAnsi="微軟正黑體" w:cstheme="minorHAnsi"/>
+                <w:bdr w:val="single" w:sz="4" w:space="0" w:color="auto"/>
+              </w:rPr>
+              <w:t xml:space="preserve"> </w:t>
+            </w:r>
+            <w:proofErr w:type="gramStart"/>
+            <w:r>
+              <w:rPr>
+                <w:rFonts w:ascii="微軟正黑體" w:eastAsia="微軟正黑體" w:hAnsi="微軟正黑體" w:cstheme="minorHAnsi"/>
+                <w:bdr w:val="single" w:sz="4" w:space="0" w:color="auto"/>
+              </w:rPr>
+              <w:t>佈</w:t>
+            </w:r>
+            <w:proofErr w:type="gramEnd"/>
+            <w:r>
+              <w:rPr>
+                <w:rFonts w:ascii="微軟正黑體" w:eastAsia="微軟正黑體" w:hAnsi="微軟正黑體" w:cstheme="minorHAnsi"/>
+                <w:bdr w:val="single" w:sz="4" w:space="0" w:color="auto"/>
+              </w:rPr>
+              <w:t>達事項</w:t>
+            </w:r>
+            <w:r>
+              <w:rPr>
+                <w:rFonts w:ascii="微軟正黑體" w:eastAsia="微軟正黑體" w:hAnsi="微軟正黑體" w:cstheme="minorHAnsi"/>
+                <w:bdr w:val="single" w:sz="4" w:space="0" w:color="auto"/>
+              </w:rPr>
+              <w:t xml:space="preserve"> </w:t>
+            </w:r>
+          </w:p>
+          <w:p>
+            <w:pPr>
+              <w:pStyle w:val="a4"/>
+              <w:snapToGrid w:val="0"/>
+              <w:ind w:leftChars="150" w:left="600" w:hangingChars="100" w:hanging="240"/>
+              <w:rPr>
+                <w:rFonts w:ascii="微軟正黑體" w:eastAsia="微軟正黑體" w:hAnsi="微軟正黑體" w:cstheme="minorHAnsi"/>
+              </w:rPr>
+            </w:pPr>
+            <w:proofErr w:type="gramStart"/>
+            <w:r>
+              <w:rPr>
+                <w:rFonts w:ascii="微軟正黑體" w:eastAsia="微軟正黑體" w:hAnsi="微軟正黑體" w:cstheme="minorHAnsi"/>
+              </w:rPr>
+              <w:t>＊</w:t>
+            </w:r>
+            <w:proofErr w:type="gramEnd"/>
+            <w:r>
+              <w:rPr>
+                <w:rFonts w:ascii="微軟正黑體" w:eastAsia="微軟正黑體" w:hAnsi="微軟正黑體" w:cstheme="minorHAnsi"/>
+              </w:rPr>
+              <w:t>提醒</w:t>
+            </w:r>
+            <w:r>
+              <w:rPr>
+                <w:rFonts w:ascii="微軟正黑體" w:eastAsia="微軟正黑體" w:hAnsi="微軟正黑體" w:cstheme="minorHAnsi"/>
+              </w:rPr>
+              <w:t>班員於</w:t>
+            </w:r>
+            <w:r>
+              <w:rPr>
+                <w:rFonts w:ascii="微軟正黑體" w:eastAsia="微軟正黑體" w:hAnsi="微軟正黑體" w:cstheme="minorHAnsi"/>
+              </w:rPr>
+              <w:t>13:</w:t>
+            </w:r>
+            <w:r>
+              <w:rPr>
+                <w:rFonts w:ascii="微軟正黑體" w:eastAsia="微軟正黑體" w:hAnsi="微軟正黑體" w:cstheme="minorHAnsi" w:hint="eastAsia"/>
+              </w:rPr>
+              <w:t>28</w:t>
+            </w:r>
+            <w:r>
+              <w:rPr>
+                <w:rFonts w:ascii="微軟正黑體" w:eastAsia="微軟正黑體" w:hAnsi="微軟正黑體" w:cstheme="minorHAnsi" w:hint="eastAsia"/>
+              </w:rPr>
+              <w:t>回到各組繼續下午</w:t>
+            </w:r>
+            <w:proofErr w:type="gramStart"/>
+            <w:r>
+              <w:rPr>
+                <w:rFonts w:ascii="微軟正黑體" w:eastAsia="微軟正黑體" w:hAnsi="微軟正黑體" w:cstheme="minorHAnsi" w:hint="eastAsia"/>
+              </w:rPr>
+              <w:t>專題練講</w:t>
+            </w:r>
+            <w:proofErr w:type="gramEnd"/>
+            <w:r>
+              <w:rPr>
+                <w:rFonts w:ascii="微軟正黑體" w:eastAsia="微軟正黑體" w:hAnsi="微軟正黑體" w:cstheme="minorHAnsi" w:hint="eastAsia"/>
+              </w:rPr>
+              <w:t>。</w:t>
+            </w:r>
+          </w:p>
+          <w:p>
+            <w:pPr>
+              <w:snapToGrid w:val="0"/>
+              <w:rPr>
+                <w:rFonts w:ascii="微軟正黑體" w:eastAsia="微軟正黑體" w:hAnsi="微軟正黑體" w:cstheme="minorHAnsi"/>
+              </w:rPr>
+            </w:pPr>
+            <w:r>
+              <w:rPr>
+                <w:rFonts w:ascii="微軟正黑體" w:eastAsia="微軟正黑體" w:hAnsi="微軟正黑體" w:cstheme="minorHAnsi"/>
+              </w:rPr>
               <w:t>5</w:t>
             </w:r>
             <w:r>
@@ -4977,37 +4910,21 @@
                 <w:rFonts w:ascii="微軟正黑體" w:eastAsia="微軟正黑體" w:hAnsi="微軟正黑體" w:cstheme="minorHAnsi"/>
                 <w:bdr w:val="single" w:sz="4" w:space="0" w:color="auto"/>
               </w:rPr>
-              <w:t xml:space="preserve"> </w:t>
-            </w:r>
-            <w:proofErr w:type="gramStart"/>
+              <w:t xml:space="preserve"> 午</w:t>
+            </w:r>
             <w:r>
               <w:rPr>
                 <w:rFonts w:ascii="微軟正黑體" w:eastAsia="微軟正黑體" w:hAnsi="微軟正黑體" w:cstheme="minorHAnsi"/>
                 <w:bdr w:val="single" w:sz="4" w:space="0" w:color="auto"/>
               </w:rPr>
-              <w:t>佈</w:t>
-            </w:r>
-            <w:proofErr w:type="gramEnd"/>
-            <w:r>
-              <w:rPr>
-                <w:rFonts w:ascii="微軟正黑體" w:eastAsia="微軟正黑體" w:hAnsi="微軟正黑體" w:cstheme="minorHAnsi"/>
-                <w:bdr w:val="single" w:sz="4" w:space="0" w:color="auto"/>
-              </w:rPr>
-              <w:t>達事項</w:t>
-            </w:r>
-            <w:r>
-              <w:rPr>
-                <w:rFonts w:ascii="微軟正黑體" w:eastAsia="微軟正黑體" w:hAnsi="微軟正黑體" w:cstheme="minorHAnsi"/>
-                <w:bdr w:val="single" w:sz="4" w:space="0" w:color="auto"/>
-              </w:rPr>
-              <w:t xml:space="preserve"> </w:t>
+              <w:t>餐</w:t>
             </w:r>
           </w:p>
           <w:p>
             <w:pPr>
               <w:pStyle w:val="a4"/>
               <w:snapToGrid w:val="0"/>
-              <w:ind w:leftChars="150" w:left="600" w:hangingChars="100" w:hanging="240"/>
+              <w:ind w:leftChars="0" w:left="360"/>
               <w:rPr>
                 <w:rFonts w:ascii="微軟正黑體" w:eastAsia="微軟正黑體" w:hAnsi="微軟正黑體" w:cstheme="minorHAnsi"/>
               </w:rPr>
@@ -5023,102 +4940,6 @@
             <w:r>
               <w:rPr>
                 <w:rFonts w:ascii="微軟正黑體" w:eastAsia="微軟正黑體" w:hAnsi="微軟正黑體" w:cstheme="minorHAnsi"/>
-              </w:rPr>
-              <w:t>提醒</w:t>
-            </w:r>
-            <w:r>
-              <w:rPr>
-                <w:rFonts w:ascii="微軟正黑體" w:eastAsia="微軟正黑體" w:hAnsi="微軟正黑體" w:cstheme="minorHAnsi"/>
-              </w:rPr>
-              <w:t>班員於</w:t>
-            </w:r>
-            <w:r>
-              <w:rPr>
-                <w:rFonts w:ascii="微軟正黑體" w:eastAsia="微軟正黑體" w:hAnsi="微軟正黑體" w:cstheme="minorHAnsi"/>
-              </w:rPr>
-              <w:t>13:</w:t>
-            </w:r>
-            <w:r>
-              <w:rPr>
-                <w:rFonts w:ascii="微軟正黑體" w:eastAsia="微軟正黑體" w:hAnsi="微軟正黑體" w:cstheme="minorHAnsi" w:hint="eastAsia"/>
-              </w:rPr>
-              <w:t>28</w:t>
-            </w:r>
-            <w:r>
-              <w:rPr>
-                <w:rFonts w:ascii="微軟正黑體" w:eastAsia="微軟正黑體" w:hAnsi="微軟正黑體" w:cstheme="minorHAnsi" w:hint="eastAsia"/>
-              </w:rPr>
-              <w:t>回到各組繼續下午</w:t>
-            </w:r>
-            <w:proofErr w:type="gramStart"/>
-            <w:r>
-              <w:rPr>
-                <w:rFonts w:ascii="微軟正黑體" w:eastAsia="微軟正黑體" w:hAnsi="微軟正黑體" w:cstheme="minorHAnsi" w:hint="eastAsia"/>
-              </w:rPr>
-              <w:t>專題練講</w:t>
-            </w:r>
-            <w:proofErr w:type="gramEnd"/>
-            <w:r>
-              <w:rPr>
-                <w:rFonts w:ascii="微軟正黑體" w:eastAsia="微軟正黑體" w:hAnsi="微軟正黑體" w:cstheme="minorHAnsi" w:hint="eastAsia"/>
-              </w:rPr>
-              <w:t>。</w:t>
-            </w:r>
-          </w:p>
-          <w:p>
-            <w:pPr>
-              <w:snapToGrid w:val="0"/>
-              <w:rPr>
-                <w:rFonts w:ascii="微軟正黑體" w:eastAsia="微軟正黑體" w:hAnsi="微軟正黑體" w:cstheme="minorHAnsi"/>
-              </w:rPr>
-            </w:pPr>
-            <w:r>
-              <w:rPr>
-                <w:rFonts w:ascii="微軟正黑體" w:eastAsia="微軟正黑體" w:hAnsi="微軟正黑體" w:cstheme="minorHAnsi"/>
-              </w:rPr>
-              <w:t>6</w:t>
-            </w:r>
-            <w:r>
-              <w:rPr>
-                <w:rFonts w:ascii="微軟正黑體" w:eastAsia="微軟正黑體" w:hAnsi="微軟正黑體" w:cstheme="minorHAnsi"/>
-              </w:rPr>
-              <w:t>.</w:t>
-            </w:r>
-            <w:r>
-              <w:rPr>
-                <w:rFonts w:ascii="微軟正黑體" w:eastAsia="微軟正黑體" w:hAnsi="微軟正黑體" w:cstheme="minorHAnsi"/>
-                <w:bdr w:val="single" w:sz="4" w:space="0" w:color="auto"/>
-              </w:rPr>
-              <w:t xml:space="preserve"> 午</w:t>
-            </w:r>
-            <w:r>
-              <w:rPr>
-                <w:rFonts w:ascii="微軟正黑體" w:eastAsia="微軟正黑體" w:hAnsi="微軟正黑體" w:cstheme="minorHAnsi"/>
-                <w:bdr w:val="single" w:sz="4" w:space="0" w:color="auto"/>
-              </w:rPr>
-              <w:t>餐</w:t>
-            </w:r>
-          </w:p>
-          <w:p>
-            <w:pPr>
-              <w:pStyle w:val="a4"/>
-              <w:snapToGrid w:val="0"/>
-              <w:ind w:leftChars="0" w:left="360"/>
-              <w:rPr>
-                <w:rFonts w:ascii="微軟正黑體" w:eastAsia="微軟正黑體" w:hAnsi="微軟正黑體" w:cstheme="minorHAnsi"/>
-              </w:rPr>
-            </w:pPr>
-            <w:proofErr w:type="gramStart"/>
-            <w:r>
-              <w:rPr>
-                <w:rFonts w:ascii="微軟正黑體" w:eastAsia="微軟正黑體" w:hAnsi="微軟正黑體" w:cstheme="minorHAnsi"/>
-              </w:rPr>
-              <w:t>＊</w:t>
-            </w:r>
-            <w:proofErr w:type="gramEnd"/>
-            <w:r>
-              <w:rPr>
-                <w:rFonts w:ascii="微軟正黑體" w:eastAsia="微軟正黑體" w:hAnsi="微軟正黑體" w:cstheme="minorHAnsi"/>
                 <w:u w:val="single"/>
               </w:rPr>
               <w:t>各區操持</w:t>
@@ -5139,46 +4960,15 @@
                 <w:u w:val="single"/>
               </w:rPr>
             </w:pPr>
-            <w:proofErr w:type="gramStart"/>
             <w:r>
               <w:rPr>
                 <w:rFonts w:ascii="微軟正黑體" w:eastAsia="微軟正黑體" w:hAnsi="微軟正黑體" w:cstheme="minorHAnsi"/>
                 <w:u w:val="single"/>
               </w:rPr>
-              <w:t>＊</w:t>
-            </w:r>
-            <w:proofErr w:type="gramEnd"/>
-            <w:r>
-              <w:rPr>
-                <w:rFonts w:ascii="微軟正黑體" w:eastAsia="微軟正黑體" w:hAnsi="微軟正黑體" w:cstheme="minorHAnsi"/>
-                <w:u w:val="single"/>
-              </w:rPr>
-              <w:t>各區操持引導大眾至用餐區域</w:t>
-            </w:r>
-            <w:proofErr w:type="gramStart"/>
-            <w:r>
-              <w:rPr>
-                <w:rFonts w:ascii="微軟正黑體" w:eastAsia="微軟正黑體" w:hAnsi="微軟正黑體" w:cstheme="minorHAnsi"/>
-                <w:u w:val="single"/>
-              </w:rPr>
-              <w:t>唱謝餐歌</w:t>
-            </w:r>
-            <w:proofErr w:type="gramEnd"/>
-            <w:r>
-              <w:rPr>
-                <w:rFonts w:ascii="微軟正黑體" w:eastAsia="微軟正黑體" w:hAnsi="微軟正黑體" w:cstheme="minorHAnsi"/>
-                <w:u w:val="single"/>
-              </w:rPr>
-              <w:t>後用餐。</w:t>
-            </w:r>
-            <w:r>
-              <w:rPr>
-                <w:rFonts w:ascii="微軟正黑體" w:eastAsia="微軟正黑體" w:hAnsi="微軟正黑體" w:cstheme="minorHAnsi"/>
-                <w:color w:val="FF0000"/>
-                <w:u w:val="single"/>
-              </w:rPr>
-              <w:t>請示?</w:t>
-            </w:r>
+              <w:t>＊各區操持引導大眾至用餐區域唱謝餐歌後用餐。</w:t>
+            </w:r>
+            <w:bookmarkStart w:id="0" w:name="_GoBack"/>
+            <w:bookmarkEnd w:id="0"/>
           </w:p>
           <w:p>
             <w:pPr>
@@ -5556,7 +5346,6 @@
                 <w:szCs w:val="28"/>
                 <w:u w:color="000000"/>
               </w:rPr>
-              <w:lastRenderedPageBreak/>
               <w:t>14:50-16:00</w:t>
             </w:r>
           </w:p>
@@ -5658,7 +5447,16 @@
                 <w:szCs w:val="28"/>
                 <w:u w:color="000000"/>
               </w:rPr>
-              <w:t>（和一班課題） </w:t>
+              <w:t>（和一班課</w:t>
+            </w:r>
+            <w:r>
+              <w:rPr>
+                <w:rFonts w:ascii="微軟正黑體" w:eastAsia="微軟正黑體" w:hAnsi="微軟正黑體" w:cstheme="minorHAnsi"/>
+                <w:szCs w:val="28"/>
+                <w:u w:color="000000"/>
+              </w:rPr>
+              <w:lastRenderedPageBreak/>
+              <w:t>題） </w:t>
             </w:r>
           </w:p>
         </w:tc>
@@ -5679,6 +5477,7 @@
                 <w:rFonts w:ascii="微軟正黑體" w:eastAsia="微軟正黑體" w:hAnsi="微軟正黑體" w:cstheme="minorHAnsi"/>
                 <w:bdr w:val="single" w:sz="4" w:space="0" w:color="auto"/>
               </w:rPr>
+              <w:lastRenderedPageBreak/>
               <w:t>學員</w:t>
             </w:r>
             <w:r>
@@ -5826,6 +5625,7 @@
                 <w:szCs w:val="28"/>
                 <w:u w:color="000000"/>
               </w:rPr>
+              <w:lastRenderedPageBreak/>
               <w:t>16:00-16:15</w:t>
             </w:r>
           </w:p>
@@ -7447,7 +7247,6 @@
               <w:rPr>
                 <w:rFonts w:ascii="微軟正黑體" w:eastAsia="微軟正黑體" w:hAnsi="微軟正黑體" w:cstheme="minorHAnsi"/>
               </w:rPr>
-              <w:lastRenderedPageBreak/>
               <w:t>＊坤道</w:t>
             </w:r>
             <w:r>
@@ -7574,7 +7373,14 @@
               <w:rPr>
                 <w:rFonts w:ascii="微軟正黑體" w:eastAsia="微軟正黑體" w:hAnsi="微軟正黑體" w:cstheme="minorHAnsi"/>
               </w:rPr>
-              <w:t>點傳師、各位講師、各位學長問</w:t>
+              <w:t>點傳師、各位</w:t>
+            </w:r>
+            <w:r>
+              <w:rPr>
+                <w:rFonts w:ascii="微軟正黑體" w:eastAsia="微軟正黑體" w:hAnsi="微軟正黑體" w:cstheme="minorHAnsi"/>
+              </w:rPr>
+              <w:lastRenderedPageBreak/>
+              <w:t>講師、各位學長問</w:t>
             </w:r>
             <w:r>
               <w:rPr>
@@ -8265,8 +8071,6 @@
               </w:rPr>
               <w:t>。</w:t>
             </w:r>
-            <w:bookmarkStart w:id="0" w:name="_GoBack"/>
-            <w:bookmarkEnd w:id="0"/>
           </w:p>
         </w:tc>
       </w:tr>
@@ -11343,7 +11147,7 @@
   <a:extraClrSchemeLst/>
   <a:extLst>
     <a:ext uri="{05A4C25C-085E-4340-85A3-A5531E510DB2}">
-      <thm15:themeFamily xmlns:thm15="http://schemas.microsoft.com/office/thememl/2012/main" xmlns="" name="Office Theme" id="{62F939B6-93AF-4DB8-9C6B-D6C7DFDC589F}" vid="{4A3C46E8-61CC-4603-A589-7422A47A8E4A}"/>
+      <thm15:themeFamily xmlns="" xmlns:thm15="http://schemas.microsoft.com/office/thememl/2012/main" name="Office Theme" id="{62F939B6-93AF-4DB8-9C6B-D6C7DFDC589F}" vid="{4A3C46E8-61CC-4603-A589-7422A47A8E4A}"/>
     </a:ext>
   </a:extLst>
 </a:theme>
